--- a/assets/downloads/steven-stuart-resume.docx
+++ b/assets/downloads/steven-stuart-resume.docx
@@ -28,6 +28,7 @@
         <w:rPr>
           <w:rFonts w:ascii="Cambria" w:cs="Cambria" w:eastAsia="Cambria" w:hAnsi="Cambria"/>
           <w:b w:val="1"/>
+          <w:bCs w:val="1"/>
           <w:rtl w:val="0"/>
         </w:rPr>
         <w:t xml:space="preserve">Software Architect</w:t>
@@ -133,7 +134,7 @@
           <w:rFonts w:ascii="Cambria" w:cs="Cambria" w:eastAsia="Cambria" w:hAnsi="Cambria"/>
           <w:rtl w:val="0"/>
         </w:rPr>
-        <w:t xml:space="preserve">Software architect with 15+ years designing and building cloud-native platforms, distributed systems, and scalable architectures. Proven track record of reducing infrastructure costs, strengthening security posture, and leading technical teams.</w:t>
+        <w:t xml:space="preserve">Software architect with 15 years of experience building web and desktop applications, microservices, and event-driven systems serving millions of users across hundreds of financial institutions. My focus is on simplifying complex systems and processes so teams ship with confidence and infrastructure costs stay under control.</w:t>
       </w:r>
     </w:p>
     <w:p>
@@ -189,7 +190,7 @@
           <w:rFonts w:ascii="Cambria" w:cs="Cambria" w:eastAsia="Cambria" w:hAnsi="Cambria"/>
           <w:rtl w:val="0"/>
         </w:rPr>
-        <w:t xml:space="preserve">Led complete modernization of cloud infrastructure and development operations for a financial research platform serving investors. Directed architecture strategy, mentored engineering team, and delivered secure, scalable solutions aligned with business objectives.</w:t>
+        <w:t xml:space="preserve">Led modernization of cloud infrastructure and development operations for a financial research platform. Directed architecture strategy, mentored the engineering team, and delivered secure, scalable solutions aligned with business objectives.</w:t>
       </w:r>
     </w:p>
     <w:p>
@@ -229,6 +230,7 @@
         <w:rPr>
           <w:rFonts w:ascii="Cambria" w:cs="Cambria" w:eastAsia="Cambria" w:hAnsi="Cambria"/>
           <w:b w:val="1"/>
+          <w:bCs w:val="1"/>
           <w:rtl w:val="0"/>
         </w:rPr>
         <w:t xml:space="preserve">Key Achievements:</w:t>
@@ -243,14 +245,20 @@
       <w:pPr>
         <w:numPr>
           <w:ilvl w:val="0"/>
-          <w:numId w:val="1"/>
+          <w:numId w:val="4"/>
         </w:numPr>
         <w:ind w:left="720" w:hanging="360"/>
-      </w:pPr>
-      <w:r>
-        <w:rPr>
-          <w:rFonts w:ascii="Cambria" w:cs="Cambria" w:eastAsia="Cambria" w:hAnsi="Cambria"/>
-          <w:b w:val="1"/>
+        <w:rPr>
+          <w:rFonts w:ascii="Cambria" w:cs="Cambria" w:eastAsia="Cambria" w:hAnsi="Cambria"/>
+          <w:sz w:val="22"/>
+          <w:szCs w:val="22"/>
+        </w:rPr>
+      </w:pPr>
+      <w:r>
+        <w:rPr>
+          <w:rFonts w:ascii="Cambria" w:cs="Cambria" w:eastAsia="Cambria" w:hAnsi="Cambria"/>
+          <w:b w:val="1"/>
+          <w:bCs w:val="1"/>
           <w:rtl w:val="0"/>
         </w:rPr>
         <w:t xml:space="preserve">Reduced cloud costs 80%</w:t>
@@ -260,21 +268,27 @@
           <w:rFonts w:ascii="Cambria" w:cs="Cambria" w:eastAsia="Cambria" w:hAnsi="Cambria"/>
           <w:rtl w:val="0"/>
         </w:rPr>
-        <w:t xml:space="preserve"> through infrastructure optimization and service consolidation</w:t>
+        <w:t xml:space="preserve"> through infrastructure optimization and service consolidation, cutting complexity without sacrificing capability</w:t>
       </w:r>
     </w:p>
     <w:p>
       <w:pPr>
         <w:numPr>
           <w:ilvl w:val="0"/>
-          <w:numId w:val="1"/>
+          <w:numId w:val="4"/>
         </w:numPr>
         <w:ind w:left="720" w:hanging="360"/>
-      </w:pPr>
-      <w:r>
-        <w:rPr>
-          <w:rFonts w:ascii="Cambria" w:cs="Cambria" w:eastAsia="Cambria" w:hAnsi="Cambria"/>
-          <w:b w:val="1"/>
+        <w:rPr>
+          <w:rFonts w:ascii="Cambria" w:cs="Cambria" w:eastAsia="Cambria" w:hAnsi="Cambria"/>
+          <w:sz w:val="22"/>
+          <w:szCs w:val="22"/>
+        </w:rPr>
+      </w:pPr>
+      <w:r>
+        <w:rPr>
+          <w:rFonts w:ascii="Cambria" w:cs="Cambria" w:eastAsia="Cambria" w:hAnsi="Cambria"/>
+          <w:b w:val="1"/>
+          <w:bCs w:val="1"/>
           <w:rtl w:val="0"/>
         </w:rPr>
         <w:t xml:space="preserve">Enhanced security posture</w:t>
@@ -291,38 +305,50 @@
       <w:pPr>
         <w:numPr>
           <w:ilvl w:val="0"/>
-          <w:numId w:val="1"/>
+          <w:numId w:val="4"/>
         </w:numPr>
         <w:ind w:left="720" w:hanging="360"/>
-      </w:pPr>
-      <w:r>
-        <w:rPr>
-          <w:rFonts w:ascii="Cambria" w:cs="Cambria" w:eastAsia="Cambria" w:hAnsi="Cambria"/>
-          <w:b w:val="1"/>
-          <w:rtl w:val="0"/>
-        </w:rPr>
-        <w:t xml:space="preserve">Eliminated transaction instability</w:t>
-      </w:r>
-      <w:r>
-        <w:rPr>
-          <w:rFonts w:ascii="Cambria" w:cs="Cambria" w:eastAsia="Cambria" w:hAnsi="Cambria"/>
-          <w:rtl w:val="0"/>
-        </w:rPr>
-        <w:t xml:space="preserve"> by rearchitecting service-based architecture, dramatically improving reliability for sales operations and client applications</w:t>
+        <w:rPr>
+          <w:rFonts w:ascii="Cambria" w:cs="Cambria" w:eastAsia="Cambria" w:hAnsi="Cambria"/>
+          <w:sz w:val="22"/>
+          <w:szCs w:val="22"/>
+        </w:rPr>
+      </w:pPr>
+      <w:r>
+        <w:rPr>
+          <w:rFonts w:ascii="Cambria" w:cs="Cambria" w:eastAsia="Cambria" w:hAnsi="Cambria"/>
+          <w:b w:val="1"/>
+          <w:bCs w:val="1"/>
+          <w:rtl w:val="0"/>
+        </w:rPr>
+        <w:t xml:space="preserve">Stabilized unreliable transaction architecture</w:t>
+      </w:r>
+      <w:r>
+        <w:rPr>
+          <w:rFonts w:ascii="Cambria" w:cs="Cambria" w:eastAsia="Cambria" w:hAnsi="Cambria"/>
+          <w:rtl w:val="0"/>
+        </w:rPr>
+        <w:t xml:space="preserve"> by redesigning service boundaries, improving reliability for sales operations and client-facing applications</w:t>
       </w:r>
     </w:p>
     <w:p>
       <w:pPr>
         <w:numPr>
           <w:ilvl w:val="0"/>
-          <w:numId w:val="1"/>
+          <w:numId w:val="4"/>
         </w:numPr>
         <w:ind w:left="720" w:hanging="360"/>
-      </w:pPr>
-      <w:r>
-        <w:rPr>
-          <w:rFonts w:ascii="Cambria" w:cs="Cambria" w:eastAsia="Cambria" w:hAnsi="Cambria"/>
-          <w:b w:val="1"/>
+        <w:rPr>
+          <w:rFonts w:ascii="Cambria" w:cs="Cambria" w:eastAsia="Cambria" w:hAnsi="Cambria"/>
+          <w:sz w:val="22"/>
+          <w:szCs w:val="22"/>
+        </w:rPr>
+      </w:pPr>
+      <w:r>
+        <w:rPr>
+          <w:rFonts w:ascii="Cambria" w:cs="Cambria" w:eastAsia="Cambria" w:hAnsi="Cambria"/>
+          <w:b w:val="1"/>
+          <w:bCs w:val="1"/>
           <w:rtl w:val="0"/>
         </w:rPr>
         <w:t xml:space="preserve">Improved platform performance</w:t>
@@ -332,31 +358,287 @@
           <w:rFonts w:ascii="Cambria" w:cs="Cambria" w:eastAsia="Cambria" w:hAnsi="Cambria"/>
           <w:rtl w:val="0"/>
         </w:rPr>
-        <w:t xml:space="preserve"> by rearchitecting data layer with Aurora, DynamoDB, and Snowflake</w:t>
+        <w:t xml:space="preserve"> by rearchitecting the data layer with Aurora, DynamoDB, and Snowflake, reducing average API response time from over 1 second to 40ms and database CPU utilization from 85% to 10%</w:t>
       </w:r>
     </w:p>
     <w:p>
       <w:pPr>
         <w:numPr>
           <w:ilvl w:val="0"/>
-          <w:numId w:val="1"/>
+          <w:numId w:val="4"/>
         </w:numPr>
         <w:ind w:left="720" w:hanging="360"/>
-      </w:pPr>
-      <w:r>
-        <w:rPr>
-          <w:rFonts w:ascii="Cambria" w:cs="Cambria" w:eastAsia="Cambria" w:hAnsi="Cambria"/>
-          <w:b w:val="1"/>
-          <w:rtl w:val="0"/>
-        </w:rPr>
-        <w:t xml:space="preserve">Accelerated deployment velocity</w:t>
-      </w:r>
-      <w:r>
-        <w:rPr>
-          <w:rFonts w:ascii="Cambria" w:cs="Cambria" w:eastAsia="Cambria" w:hAnsi="Cambria"/>
-          <w:rtl w:val="0"/>
-        </w:rPr>
-        <w:t xml:space="preserve"> by implementing CI/CD pipelines and automated testing environments</w:t>
+        <w:rPr>
+          <w:rFonts w:ascii="Cambria" w:cs="Cambria" w:eastAsia="Cambria" w:hAnsi="Cambria"/>
+          <w:sz w:val="22"/>
+          <w:szCs w:val="22"/>
+        </w:rPr>
+      </w:pPr>
+      <w:r>
+        <w:rPr>
+          <w:rFonts w:ascii="Cambria" w:cs="Cambria" w:eastAsia="Cambria" w:hAnsi="Cambria"/>
+          <w:b w:val="1"/>
+          <w:bCs w:val="1"/>
+          <w:rtl w:val="0"/>
+        </w:rPr>
+        <w:t xml:space="preserve">Introduced a Shape Up hybrid SDLC</w:t>
+      </w:r>
+      <w:r>
+        <w:rPr>
+          <w:rFonts w:ascii="Cambria" w:cs="Cambria" w:eastAsia="Cambria" w:hAnsi="Cambria"/>
+          <w:rtl w:val="0"/>
+        </w:rPr>
+        <w:t xml:space="preserve">, organizing work around completed features rather than sprint intervals, cutting bug fix turnaround from months to days and feature delivery from weeks to days</w:t>
+      </w:r>
+    </w:p>
+    <w:p>
+      <w:pPr>
+        <w:numPr>
+          <w:ilvl w:val="0"/>
+          <w:numId w:val="4"/>
+        </w:numPr>
+        <w:ind w:left="720" w:hanging="360"/>
+        <w:rPr>
+          <w:rFonts w:ascii="Cambria" w:cs="Cambria" w:eastAsia="Cambria" w:hAnsi="Cambria"/>
+          <w:sz w:val="22"/>
+          <w:szCs w:val="22"/>
+        </w:rPr>
+      </w:pPr>
+      <w:r>
+        <w:rPr>
+          <w:rFonts w:ascii="Cambria" w:cs="Cambria" w:eastAsia="Cambria" w:hAnsi="Cambria"/>
+          <w:b w:val="1"/>
+          <w:bCs w:val="1"/>
+          <w:rtl w:val="0"/>
+        </w:rPr>
+        <w:t xml:space="preserve">Integrated AI-assisted code generation </w:t>
+      </w:r>
+      <w:r>
+        <w:rPr>
+          <w:rFonts w:ascii="Cambria" w:cs="Cambria" w:eastAsia="Cambria" w:hAnsi="Cambria"/>
+          <w:rtl w:val="0"/>
+        </w:rPr>
+        <w:t xml:space="preserve">into development workflow, accelerating code deliverables by roughly 70% and nearly eliminating production defects in new feature releases</w:t>
+      </w:r>
+    </w:p>
+    <w:p>
+      <w:pPr>
+        <w:numPr>
+          <w:ilvl w:val="0"/>
+          <w:numId w:val="4"/>
+        </w:numPr>
+        <w:ind w:left="720" w:hanging="360"/>
+        <w:rPr>
+          <w:rFonts w:ascii="Cambria" w:cs="Cambria" w:eastAsia="Cambria" w:hAnsi="Cambria"/>
+          <w:sz w:val="22"/>
+          <w:szCs w:val="22"/>
+        </w:rPr>
+      </w:pPr>
+      <w:r>
+        <w:rPr>
+          <w:rFonts w:ascii="Cambria" w:cs="Cambria" w:eastAsia="Cambria" w:hAnsi="Cambria"/>
+          <w:b w:val="1"/>
+          <w:bCs w:val="1"/>
+          <w:rtl w:val="0"/>
+        </w:rPr>
+        <w:t xml:space="preserve">Accelerated deployment speed</w:t>
+      </w:r>
+      <w:r>
+        <w:rPr>
+          <w:rFonts w:ascii="Cambria" w:cs="Cambria" w:eastAsia="Cambria" w:hAnsi="Cambria"/>
+          <w:rtl w:val="0"/>
+        </w:rPr>
+        <w:t xml:space="preserve"> with CI/CD pipelines and automated testing environments, reducing production deployment time from 30 minutes to 5 minutes</w:t>
+      </w:r>
+    </w:p>
+    <w:p>
+      <w:pPr>
+        <w:rPr>
+          <w:rFonts w:ascii="Cambria" w:cs="Cambria" w:eastAsia="Cambria" w:hAnsi="Cambria"/>
+          <w:i w:val="1"/>
+          <w:iCs w:val="1"/>
+        </w:rPr>
+      </w:pPr>
+      <w:r>
+        <w:rPr>
+          <w:rtl w:val="0"/>
+        </w:rPr>
+      </w:r>
+    </w:p>
+    <w:p>
+      <w:pPr>
+        <w:rPr>
+          <w:rFonts w:ascii="Cambria" w:cs="Cambria" w:eastAsia="Cambria" w:hAnsi="Cambria"/>
+        </w:rPr>
+      </w:pPr>
+      <w:r>
+        <w:rPr>
+          <w:rFonts w:ascii="Cambria" w:cs="Cambria" w:eastAsia="Cambria" w:hAnsi="Cambria"/>
+          <w:i w:val="1"/>
+          <w:iCs w:val="1"/>
+          <w:rtl w:val="0"/>
+        </w:rPr>
+        <w:t xml:space="preserve">Technologies: .NET 8, ASP.NET Core, AWS EKS, GraphQL (HotChocolate), Aurora PostgreSQL, DynamoDB, Snowflake, EventBridge, CloudFront, WAF, CodeBuild, Vue.js, Claude AI</w:t>
+      </w:r>
+      <w:r>
+        <w:rPr>
+          <w:rtl w:val="0"/>
+        </w:rPr>
+      </w:r>
+    </w:p>
+    <w:p>
+      <w:pPr>
+        <w:pStyle w:val="Heading3"/>
+        <w:rPr>
+          <w:rFonts w:ascii="Cambria" w:cs="Cambria" w:eastAsia="Cambria" w:hAnsi="Cambria"/>
+          <w:sz w:val="26"/>
+          <w:szCs w:val="26"/>
+        </w:rPr>
+      </w:pPr>
+      <w:bookmarkStart w:colFirst="0" w:colLast="0" w:name="_9723osvu0eim" w:id="3"/>
+      <w:bookmarkEnd w:id="3"/>
+      <w:r>
+        <w:rPr>
+          <w:rFonts w:ascii="Cambria" w:cs="Cambria" w:eastAsia="Cambria" w:hAnsi="Cambria"/>
+          <w:sz w:val="26"/>
+          <w:szCs w:val="26"/>
+          <w:rtl w:val="0"/>
+        </w:rPr>
+        <w:t xml:space="preserve">Senior Software Engineer II | Alkami Technology — Plano, TX | Jul 2018 – Jan 2023</w:t>
+      </w:r>
+    </w:p>
+    <w:p>
+      <w:pPr>
+        <w:rPr>
+          <w:rFonts w:ascii="Cambria" w:cs="Cambria" w:eastAsia="Cambria" w:hAnsi="Cambria"/>
+        </w:rPr>
+      </w:pPr>
+      <w:r>
+        <w:rPr>
+          <w:rFonts w:ascii="Cambria" w:cs="Cambria" w:eastAsia="Cambria" w:hAnsi="Cambria"/>
+          <w:rtl w:val="0"/>
+        </w:rPr>
+        <w:t xml:space="preserve">Built scalable microservices and event-driven systems for digital banking platform serving millions of users across 200+ financial institutions. Collaborated in Agile environment to deliver high-quality features while mentoring team members on architectural best practices.</w:t>
+      </w:r>
+    </w:p>
+    <w:p>
+      <w:pPr>
+        <w:rPr>
+          <w:rFonts w:ascii="Cambria" w:cs="Cambria" w:eastAsia="Cambria" w:hAnsi="Cambria"/>
+        </w:rPr>
+      </w:pPr>
+      <w:r>
+        <w:rPr>
+          <w:rtl w:val="0"/>
+        </w:rPr>
+      </w:r>
+    </w:p>
+    <w:p>
+      <w:pPr>
+        <w:rPr>
+          <w:rFonts w:ascii="Cambria" w:cs="Cambria" w:eastAsia="Cambria" w:hAnsi="Cambria"/>
+          <w:b w:val="1"/>
+          <w:bCs w:val="1"/>
+        </w:rPr>
+      </w:pPr>
+      <w:r>
+        <w:rPr>
+          <w:rFonts w:ascii="Cambria" w:cs="Cambria" w:eastAsia="Cambria" w:hAnsi="Cambria"/>
+          <w:b w:val="1"/>
+          <w:bCs w:val="1"/>
+          <w:rtl w:val="0"/>
+        </w:rPr>
+        <w:t xml:space="preserve">Key Achievements:</w:t>
+      </w:r>
+    </w:p>
+    <w:p>
+      <w:pPr>
+        <w:numPr>
+          <w:ilvl w:val="0"/>
+          <w:numId w:val="2"/>
+        </w:numPr>
+        <w:ind w:left="720" w:hanging="360"/>
+        <w:rPr>
+          <w:rFonts w:ascii="Cambria" w:cs="Cambria" w:eastAsia="Cambria" w:hAnsi="Cambria"/>
+          <w:sz w:val="22"/>
+          <w:szCs w:val="22"/>
+        </w:rPr>
+      </w:pPr>
+      <w:r>
+        <w:rPr>
+          <w:rFonts w:ascii="Cambria" w:cs="Cambria" w:eastAsia="Cambria" w:hAnsi="Cambria"/>
+          <w:b w:val="1"/>
+          <w:bCs w:val="1"/>
+          <w:rtl w:val="0"/>
+        </w:rPr>
+        <w:t xml:space="preserve">Pioneered serverless architecture</w:t>
+      </w:r>
+      <w:r>
+        <w:rPr>
+          <w:rFonts w:ascii="Cambria" w:cs="Cambria" w:eastAsia="Cambria" w:hAnsi="Cambria"/>
+          <w:rtl w:val="0"/>
+        </w:rPr>
+        <w:t xml:space="preserve"> by developing Alkami’s first AWS Lambda-based APIs, establishing patterns adopted across engineering teams</w:t>
+      </w:r>
+    </w:p>
+    <w:p>
+      <w:pPr>
+        <w:numPr>
+          <w:ilvl w:val="0"/>
+          <w:numId w:val="2"/>
+        </w:numPr>
+        <w:ind w:left="720" w:hanging="360"/>
+        <w:rPr>
+          <w:rFonts w:ascii="Cambria" w:cs="Cambria" w:eastAsia="Cambria" w:hAnsi="Cambria"/>
+          <w:sz w:val="22"/>
+          <w:szCs w:val="22"/>
+        </w:rPr>
+      </w:pPr>
+      <w:r>
+        <w:rPr>
+          <w:rFonts w:ascii="Cambria" w:cs="Cambria" w:eastAsia="Cambria" w:hAnsi="Cambria"/>
+          <w:b w:val="1"/>
+          <w:bCs w:val="1"/>
+          <w:rtl w:val="0"/>
+        </w:rPr>
+        <w:t xml:space="preserve">Launched real-time notification platform</w:t>
+      </w:r>
+      <w:r>
+        <w:rPr>
+          <w:rFonts w:ascii="Cambria" w:cs="Cambria" w:eastAsia="Cambria" w:hAnsi="Cambria"/>
+          <w:rtl w:val="0"/>
+        </w:rPr>
+        <w:t xml:space="preserve"> enabling banks to deliver instant alerts to customers across web and mobile channels</w:t>
+      </w:r>
+    </w:p>
+    <w:p>
+      <w:pPr>
+        <w:numPr>
+          <w:ilvl w:val="0"/>
+          <w:numId w:val="2"/>
+        </w:numPr>
+        <w:ind w:left="720" w:hanging="360"/>
+        <w:rPr>
+          <w:rFonts w:ascii="Cambria" w:cs="Cambria" w:eastAsia="Cambria" w:hAnsi="Cambria"/>
+          <w:sz w:val="22"/>
+          <w:szCs w:val="22"/>
+        </w:rPr>
+      </w:pPr>
+      <w:r>
+        <w:rPr>
+          <w:rFonts w:ascii="Cambria" w:cs="Cambria" w:eastAsia="Cambria" w:hAnsi="Cambria"/>
+          <w:b w:val="1"/>
+          <w:bCs w:val="1"/>
+          <w:rtl w:val="0"/>
+        </w:rPr>
+        <w:t xml:space="preserve">Drove automated test quality and coverage</w:t>
+      </w:r>
+      <w:r>
+        <w:rPr>
+          <w:rFonts w:ascii="Cambria" w:cs="Cambria" w:eastAsia="Cambria" w:hAnsi="Cambria"/>
+          <w:rtl w:val="0"/>
+        </w:rPr>
+        <w:t xml:space="preserve"> across microservices, strengthening production reliability for a platform serving millions of banking customers</w:t>
       </w:r>
     </w:p>
     <w:p>
@@ -396,9 +678,10 @@
         <w:rPr>
           <w:rFonts w:ascii="Cambria" w:cs="Cambria" w:eastAsia="Cambria" w:hAnsi="Cambria"/>
           <w:i w:val="1"/>
-          <w:rtl w:val="0"/>
-        </w:rPr>
-        <w:t xml:space="preserve">Technologies: .NET 8, ASP.NET Core, AWS EKS, GraphQL (HotChocolate), Aurora PostgreSQL, DynamoDB, Snowflake, EventBridge, CloudFront, WAF, CodeBuild, Vue.js, .NET MAUI</w:t>
+          <w:iCs w:val="1"/>
+          <w:rtl w:val="0"/>
+        </w:rPr>
+        <w:t xml:space="preserve">Technologies: .NET, ASP.NET Core, AWS Lambda, SQS, DynamoDB, SQL Server, Vue.js</w:t>
       </w:r>
       <w:r>
         <w:rPr>
@@ -415,8 +698,8 @@
           <w:szCs w:val="26"/>
         </w:rPr>
       </w:pPr>
-      <w:bookmarkStart w:colFirst="0" w:colLast="0" w:name="_9723osvu0eim" w:id="3"/>
-      <w:bookmarkEnd w:id="3"/>
+      <w:bookmarkStart w:colFirst="0" w:colLast="0" w:name="_5ug8hlelxkpr" w:id="4"/>
+      <w:bookmarkEnd w:id="4"/>
       <w:r>
         <w:rPr>
           <w:rFonts w:ascii="Cambria" w:cs="Cambria" w:eastAsia="Cambria" w:hAnsi="Cambria"/>
@@ -424,21 +707,141 @@
           <w:szCs w:val="26"/>
           <w:rtl w:val="0"/>
         </w:rPr>
-        <w:t xml:space="preserve">Senior Software Engineer II | Alkami Technology — Plano, TX | Jul 2018 – Jan 2023</w:t>
-      </w:r>
-    </w:p>
-    <w:p>
-      <w:pPr>
-        <w:rPr>
-          <w:rFonts w:ascii="Cambria" w:cs="Cambria" w:eastAsia="Cambria" w:hAnsi="Cambria"/>
-        </w:rPr>
-      </w:pPr>
-      <w:r>
-        <w:rPr>
-          <w:rFonts w:ascii="Cambria" w:cs="Cambria" w:eastAsia="Cambria" w:hAnsi="Cambria"/>
-          <w:rtl w:val="0"/>
-        </w:rPr>
-        <w:t xml:space="preserve">Built scalable microservices and event-driven systems for digital banking platforms serving millions of users across 200+ financial institutions. Collaborated in an Agile environment to deliver high-quality features while mentoring team members on architectural best practices.</w:t>
+        <w:t xml:space="preserve">Solutions Developer III | Cottonwood Financial — Irving, TX | Feb 2015 – Jun 2018</w:t>
+      </w:r>
+    </w:p>
+    <w:p>
+      <w:pPr>
+        <w:rPr>
+          <w:rFonts w:ascii="Cambria" w:cs="Cambria" w:eastAsia="Cambria" w:hAnsi="Cambria"/>
+        </w:rPr>
+      </w:pPr>
+      <w:r>
+        <w:rPr>
+          <w:rFonts w:ascii="Cambria" w:cs="Cambria" w:eastAsia="Cambria" w:hAnsi="Cambria"/>
+          <w:rtl w:val="0"/>
+        </w:rPr>
+        <w:t xml:space="preserve">Developed enterprise applications for consumer finance operations. Led modernization initiatives to improve system architecture, enhance testability, and accelerate development velocity.</w:t>
+      </w:r>
+    </w:p>
+    <w:p>
+      <w:pPr>
+        <w:rPr>
+          <w:rFonts w:ascii="Cambria" w:cs="Cambria" w:eastAsia="Cambria" w:hAnsi="Cambria"/>
+        </w:rPr>
+      </w:pPr>
+      <w:r>
+        <w:rPr>
+          <w:rtl w:val="0"/>
+        </w:rPr>
+      </w:r>
+    </w:p>
+    <w:p>
+      <w:pPr>
+        <w:rPr>
+          <w:rFonts w:ascii="Cambria" w:cs="Cambria" w:eastAsia="Cambria" w:hAnsi="Cambria"/>
+          <w:b w:val="1"/>
+          <w:bCs w:val="1"/>
+        </w:rPr>
+      </w:pPr>
+      <w:r>
+        <w:rPr>
+          <w:rFonts w:ascii="Cambria" w:cs="Cambria" w:eastAsia="Cambria" w:hAnsi="Cambria"/>
+          <w:b w:val="1"/>
+          <w:bCs w:val="1"/>
+          <w:rtl w:val="0"/>
+        </w:rPr>
+        <w:t xml:space="preserve">Key Achievements:</w:t>
+      </w:r>
+    </w:p>
+    <w:p>
+      <w:pPr>
+        <w:numPr>
+          <w:ilvl w:val="0"/>
+          <w:numId w:val="3"/>
+        </w:numPr>
+        <w:ind w:left="720" w:hanging="360"/>
+        <w:rPr>
+          <w:rFonts w:ascii="Cambria" w:cs="Cambria" w:eastAsia="Cambria" w:hAnsi="Cambria"/>
+          <w:sz w:val="22"/>
+          <w:szCs w:val="22"/>
+        </w:rPr>
+      </w:pPr>
+      <w:r>
+        <w:rPr>
+          <w:rFonts w:ascii="Cambria" w:cs="Cambria" w:eastAsia="Cambria" w:hAnsi="Cambria"/>
+          <w:b w:val="1"/>
+          <w:bCs w:val="1"/>
+          <w:rtl w:val="0"/>
+        </w:rPr>
+        <w:t xml:space="preserve">Delivered multi-location POS system</w:t>
+      </w:r>
+      <w:r>
+        <w:rPr>
+          <w:rFonts w:ascii="Cambria" w:cs="Cambria" w:eastAsia="Cambria" w:hAnsi="Cambria"/>
+          <w:rtl w:val="0"/>
+        </w:rPr>
+        <w:t xml:space="preserve"> using WPF, deployed to hundreds of retail locations nationwide</w:t>
+      </w:r>
+    </w:p>
+    <w:p>
+      <w:pPr>
+        <w:numPr>
+          <w:ilvl w:val="0"/>
+          <w:numId w:val="3"/>
+        </w:numPr>
+        <w:ind w:left="720" w:hanging="360"/>
+        <w:rPr>
+          <w:rFonts w:ascii="Cambria" w:cs="Cambria" w:eastAsia="Cambria" w:hAnsi="Cambria"/>
+          <w:sz w:val="22"/>
+          <w:szCs w:val="22"/>
+        </w:rPr>
+      </w:pPr>
+      <w:r>
+        <w:rPr>
+          <w:rFonts w:ascii="Cambria" w:cs="Cambria" w:eastAsia="Cambria" w:hAnsi="Cambria"/>
+          <w:b w:val="1"/>
+          <w:bCs w:val="1"/>
+          <w:rtl w:val="0"/>
+        </w:rPr>
+        <w:t xml:space="preserve">Improved system scalability</w:t>
+      </w:r>
+      <w:r>
+        <w:rPr>
+          <w:rFonts w:ascii="Cambria" w:cs="Cambria" w:eastAsia="Cambria" w:hAnsi="Cambria"/>
+          <w:rtl w:val="0"/>
+        </w:rPr>
+        <w:t xml:space="preserve"> by refactoring monolithic services into modular, independently deployable components</w:t>
+      </w:r>
+    </w:p>
+    <w:p>
+      <w:pPr>
+        <w:numPr>
+          <w:ilvl w:val="0"/>
+          <w:numId w:val="3"/>
+        </w:numPr>
+        <w:ind w:left="720" w:hanging="360"/>
+        <w:rPr>
+          <w:rFonts w:ascii="Cambria" w:cs="Cambria" w:eastAsia="Cambria" w:hAnsi="Cambria"/>
+          <w:sz w:val="22"/>
+          <w:szCs w:val="22"/>
+        </w:rPr>
+      </w:pPr>
+      <w:r>
+        <w:rPr>
+          <w:rFonts w:ascii="Cambria" w:cs="Cambria" w:eastAsia="Cambria" w:hAnsi="Cambria"/>
+          <w:b w:val="1"/>
+          <w:bCs w:val="1"/>
+          <w:rtl w:val="0"/>
+        </w:rPr>
+        <w:t xml:space="preserve">Reduced QA cycle time</w:t>
+      </w:r>
+      <w:r>
+        <w:rPr>
+          <w:rFonts w:ascii="Cambria" w:cs="Cambria" w:eastAsia="Cambria" w:hAnsi="Cambria"/>
+          <w:rtl w:val="0"/>
+        </w:rPr>
+        <w:t xml:space="preserve"> by building automated testing tools and establishing testing best practices</w:t>
       </w:r>
     </w:p>
     <w:p>
@@ -477,15 +880,81 @@
       <w:r>
         <w:rPr>
           <w:rFonts w:ascii="Cambria" w:cs="Cambria" w:eastAsia="Cambria" w:hAnsi="Cambria"/>
-          <w:b w:val="1"/>
+          <w:i w:val="1"/>
+          <w:iCs w:val="1"/>
+          <w:rtl w:val="0"/>
+        </w:rPr>
+        <w:t xml:space="preserve">Technologies: .NET, ASP.NET, WCF, SQL Server, WPF, MongoDB</w:t>
+      </w:r>
+      <w:r>
+        <w:rPr>
+          <w:rtl w:val="0"/>
+        </w:rPr>
+      </w:r>
+    </w:p>
+    <w:p>
+      <w:pPr>
+        <w:pStyle w:val="Heading3"/>
+        <w:rPr>
+          <w:rFonts w:ascii="Cambria" w:cs="Cambria" w:eastAsia="Cambria" w:hAnsi="Cambria"/>
+          <w:sz w:val="26"/>
+          <w:szCs w:val="26"/>
+        </w:rPr>
+      </w:pPr>
+      <w:bookmarkStart w:colFirst="0" w:colLast="0" w:name="_svknel1ifu4j" w:id="5"/>
+      <w:bookmarkEnd w:id="5"/>
+      <w:r>
+        <w:rPr>
+          <w:rFonts w:ascii="Cambria" w:cs="Cambria" w:eastAsia="Cambria" w:hAnsi="Cambria"/>
+          <w:sz w:val="26"/>
+          <w:szCs w:val="26"/>
+          <w:rtl w:val="0"/>
+        </w:rPr>
+        <w:t xml:space="preserve">Tech Lead | DealerSpeedLeads — Dallas, TX | Mar 2011 – Feb 2015</w:t>
+      </w:r>
+    </w:p>
+    <w:p>
+      <w:pPr>
+        <w:rPr>
+          <w:rFonts w:ascii="Cambria" w:cs="Cambria" w:eastAsia="Cambria" w:hAnsi="Cambria"/>
+        </w:rPr>
+      </w:pPr>
+      <w:r>
+        <w:rPr>
+          <w:rFonts w:ascii="Cambria" w:cs="Cambria" w:eastAsia="Cambria" w:hAnsi="Cambria"/>
+          <w:rtl w:val="0"/>
+        </w:rPr>
+        <w:t xml:space="preserve">Led full-stack development for a marketing technology SaaS platform. Architected scalable solutions, built automation systems, and established development processes.</w:t>
+      </w:r>
+    </w:p>
+    <w:p>
+      <w:pPr>
+        <w:rPr>
+          <w:rFonts w:ascii="Cambria" w:cs="Cambria" w:eastAsia="Cambria" w:hAnsi="Cambria"/>
+        </w:rPr>
+      </w:pPr>
+      <w:r>
+        <w:rPr>
+          <w:rtl w:val="0"/>
+        </w:rPr>
+      </w:r>
+    </w:p>
+    <w:p>
+      <w:pPr>
+        <w:rPr>
+          <w:rFonts w:ascii="Cambria" w:cs="Cambria" w:eastAsia="Cambria" w:hAnsi="Cambria"/>
+          <w:b w:val="1"/>
+          <w:bCs w:val="1"/>
+        </w:rPr>
+      </w:pPr>
+      <w:r>
+        <w:rPr>
+          <w:rFonts w:ascii="Cambria" w:cs="Cambria" w:eastAsia="Cambria" w:hAnsi="Cambria"/>
+          <w:b w:val="1"/>
+          <w:bCs w:val="1"/>
           <w:rtl w:val="0"/>
         </w:rPr>
         <w:t xml:space="preserve">Key Achievements:</w:t>
-      </w:r>
-      <w:r>
-        <w:rPr>
-          <w:rtl w:val="0"/>
-        </w:rPr>
       </w:r>
     </w:p>
     <w:p>
@@ -495,21 +964,27 @@
           <w:numId w:val="1"/>
         </w:numPr>
         <w:ind w:left="720" w:hanging="360"/>
-      </w:pPr>
-      <w:r>
-        <w:rPr>
-          <w:rFonts w:ascii="Cambria" w:cs="Cambria" w:eastAsia="Cambria" w:hAnsi="Cambria"/>
-          <w:b w:val="1"/>
-          <w:rtl w:val="0"/>
-        </w:rPr>
-        <w:t xml:space="preserve">Pioneered serverless architecture</w:t>
-      </w:r>
-      <w:r>
-        <w:rPr>
-          <w:rFonts w:ascii="Cambria" w:cs="Cambria" w:eastAsia="Cambria" w:hAnsi="Cambria"/>
-          <w:rtl w:val="0"/>
-        </w:rPr>
-        <w:t xml:space="preserve"> by developing Alkami's first AWS Lambda-based APIs, establishing patterns for future development</w:t>
+        <w:rPr>
+          <w:rFonts w:ascii="Cambria" w:cs="Cambria" w:eastAsia="Cambria" w:hAnsi="Cambria"/>
+          <w:sz w:val="22"/>
+          <w:szCs w:val="22"/>
+        </w:rPr>
+      </w:pPr>
+      <w:r>
+        <w:rPr>
+          <w:rFonts w:ascii="Cambria" w:cs="Cambria" w:eastAsia="Cambria" w:hAnsi="Cambria"/>
+          <w:b w:val="1"/>
+          <w:bCs w:val="1"/>
+          <w:rtl w:val="0"/>
+        </w:rPr>
+        <w:t xml:space="preserve">Architected multi-tenant inventory platform</w:t>
+      </w:r>
+      <w:r>
+        <w:rPr>
+          <w:rFonts w:ascii="Cambria" w:cs="Cambria" w:eastAsia="Cambria" w:hAnsi="Cambria"/>
+          <w:rtl w:val="0"/>
+        </w:rPr>
+        <w:t xml:space="preserve"> supporting automotive, real estate, and e-commerce verticals with configurable data models</w:t>
       </w:r>
     </w:p>
     <w:p>
@@ -519,21 +994,27 @@
           <w:numId w:val="1"/>
         </w:numPr>
         <w:ind w:left="720" w:hanging="360"/>
-      </w:pPr>
-      <w:r>
-        <w:rPr>
-          <w:rFonts w:ascii="Cambria" w:cs="Cambria" w:eastAsia="Cambria" w:hAnsi="Cambria"/>
-          <w:b w:val="1"/>
-          <w:rtl w:val="0"/>
-        </w:rPr>
-        <w:t xml:space="preserve">Launched real-time notification platform</w:t>
-      </w:r>
-      <w:r>
-        <w:rPr>
-          <w:rFonts w:ascii="Cambria" w:cs="Cambria" w:eastAsia="Cambria" w:hAnsi="Cambria"/>
-          <w:rtl w:val="0"/>
-        </w:rPr>
-        <w:t xml:space="preserve"> enabling banks to deliver instant alerts to customers across web and mobile channels</w:t>
+        <w:rPr>
+          <w:rFonts w:ascii="Cambria" w:cs="Cambria" w:eastAsia="Cambria" w:hAnsi="Cambria"/>
+          <w:sz w:val="22"/>
+          <w:szCs w:val="22"/>
+        </w:rPr>
+      </w:pPr>
+      <w:r>
+        <w:rPr>
+          <w:rFonts w:ascii="Cambria" w:cs="Cambria" w:eastAsia="Cambria" w:hAnsi="Cambria"/>
+          <w:b w:val="1"/>
+          <w:bCs w:val="1"/>
+          <w:rtl w:val="0"/>
+        </w:rPr>
+        <w:t xml:space="preserve">Built distributed automation system</w:t>
+      </w:r>
+      <w:r>
+        <w:rPr>
+          <w:rFonts w:ascii="Cambria" w:cs="Cambria" w:eastAsia="Cambria" w:hAnsi="Cambria"/>
+          <w:rtl w:val="0"/>
+        </w:rPr>
+        <w:t xml:space="preserve"> processing thousands of daily operations across customer accounts</w:t>
       </w:r>
     </w:p>
     <w:p>
@@ -543,48 +1024,27 @@
           <w:numId w:val="1"/>
         </w:numPr>
         <w:ind w:left="720" w:hanging="360"/>
-      </w:pPr>
-      <w:r>
-        <w:rPr>
-          <w:rFonts w:ascii="Cambria" w:cs="Cambria" w:eastAsia="Cambria" w:hAnsi="Cambria"/>
-          <w:b w:val="1"/>
-          <w:rtl w:val="0"/>
-        </w:rPr>
-        <w:t xml:space="preserve">Elevated code quality</w:t>
-      </w:r>
-      <w:r>
-        <w:rPr>
-          <w:rFonts w:ascii="Cambria" w:cs="Cambria" w:eastAsia="Cambria" w:hAnsi="Cambria"/>
-          <w:rtl w:val="0"/>
-        </w:rPr>
-        <w:t xml:space="preserve"> through systematic code reviews and mentorship on SOLID principles and clean architecture</w:t>
-      </w:r>
-    </w:p>
-    <w:p>
-      <w:pPr>
-        <w:keepNext w:val="0"/>
-        <w:keepLines w:val="0"/>
-        <w:pageBreakBefore w:val="0"/>
-        <w:widowControl w:val="0"/>
-        <w:pBdr>
-          <w:top w:space="0" w:sz="0" w:val="nil"/>
-          <w:left w:space="0" w:sz="0" w:val="nil"/>
-          <w:bottom w:space="0" w:sz="0" w:val="nil"/>
-          <w:right w:space="0" w:sz="0" w:val="nil"/>
-          <w:between w:space="0" w:sz="0" w:val="nil"/>
-        </w:pBdr>
-        <w:shd w:fill="auto" w:val="clear"/>
-        <w:spacing w:after="0" w:before="0" w:line="276" w:lineRule="auto"/>
-        <w:ind w:left="0" w:right="0" w:firstLine="0"/>
-        <w:jc w:val="left"/>
-        <w:rPr>
-          <w:rFonts w:ascii="Cambria" w:cs="Cambria" w:eastAsia="Cambria" w:hAnsi="Cambria"/>
-        </w:rPr>
-      </w:pPr>
-      <w:r>
-        <w:rPr>
-          <w:rtl w:val="0"/>
-        </w:rPr>
+        <w:rPr>
+          <w:rFonts w:ascii="Cambria" w:cs="Cambria" w:eastAsia="Cambria" w:hAnsi="Cambria"/>
+          <w:sz w:val="22"/>
+          <w:szCs w:val="22"/>
+        </w:rPr>
+      </w:pPr>
+      <w:r>
+        <w:rPr>
+          <w:rFonts w:ascii="Cambria" w:cs="Cambria" w:eastAsia="Cambria" w:hAnsi="Cambria"/>
+          <w:b w:val="1"/>
+          <w:bCs w:val="1"/>
+          <w:rtl w:val="0"/>
+        </w:rPr>
+        <w:t xml:space="preserve">Established deployment processes</w:t>
+      </w:r>
+      <w:r>
+        <w:rPr>
+          <w:rFonts w:ascii="Cambria" w:cs="Cambria" w:eastAsia="Cambria" w:hAnsi="Cambria"/>
+          <w:rtl w:val="0"/>
+        </w:rPr>
+        <w:t xml:space="preserve"> and delivered internal tools improving developer productivity</w:t>
       </w:r>
     </w:p>
     <w:p>
@@ -597,408 +1057,7 @@
         <w:rPr>
           <w:rFonts w:ascii="Cambria" w:cs="Cambria" w:eastAsia="Cambria" w:hAnsi="Cambria"/>
           <w:i w:val="1"/>
-          <w:rtl w:val="0"/>
-        </w:rPr>
-        <w:t xml:space="preserve">Technologies: .NET, ASP.NET Core, AWS Lambda, SQS, DynamoDB, SQL Server, Vue.js</w:t>
-      </w:r>
-      <w:r>
-        <w:rPr>
-          <w:rtl w:val="0"/>
-        </w:rPr>
-      </w:r>
-    </w:p>
-    <w:p>
-      <w:pPr>
-        <w:pStyle w:val="Heading3"/>
-        <w:rPr>
-          <w:rFonts w:ascii="Cambria" w:cs="Cambria" w:eastAsia="Cambria" w:hAnsi="Cambria"/>
-          <w:sz w:val="26"/>
-          <w:szCs w:val="26"/>
-        </w:rPr>
-      </w:pPr>
-      <w:bookmarkStart w:colFirst="0" w:colLast="0" w:name="_5ug8hlelxkpr" w:id="4"/>
-      <w:bookmarkEnd w:id="4"/>
-      <w:r>
-        <w:rPr>
-          <w:rFonts w:ascii="Cambria" w:cs="Cambria" w:eastAsia="Cambria" w:hAnsi="Cambria"/>
-          <w:sz w:val="26"/>
-          <w:szCs w:val="26"/>
-          <w:rtl w:val="0"/>
-        </w:rPr>
-        <w:t xml:space="preserve">Solutions Developer III | Cottonwood Financial — Irving, TX | Feb 2015 – Jun 2018</w:t>
-      </w:r>
-    </w:p>
-    <w:p>
-      <w:pPr>
-        <w:rPr>
-          <w:rFonts w:ascii="Cambria" w:cs="Cambria" w:eastAsia="Cambria" w:hAnsi="Cambria"/>
-        </w:rPr>
-      </w:pPr>
-      <w:r>
-        <w:rPr>
-          <w:rFonts w:ascii="Cambria" w:cs="Cambria" w:eastAsia="Cambria" w:hAnsi="Cambria"/>
-          <w:rtl w:val="0"/>
-        </w:rPr>
-        <w:t xml:space="preserve">Developed enterprise applications for consumer finance operations. Led modernization initiatives to improve system architecture, enhance testability, and accelerate development velocity.</w:t>
-      </w:r>
-    </w:p>
-    <w:p>
-      <w:pPr>
-        <w:keepNext w:val="0"/>
-        <w:keepLines w:val="0"/>
-        <w:pageBreakBefore w:val="0"/>
-        <w:widowControl w:val="0"/>
-        <w:pBdr>
-          <w:top w:space="0" w:sz="0" w:val="nil"/>
-          <w:left w:space="0" w:sz="0" w:val="nil"/>
-          <w:bottom w:space="0" w:sz="0" w:val="nil"/>
-          <w:right w:space="0" w:sz="0" w:val="nil"/>
-          <w:between w:space="0" w:sz="0" w:val="nil"/>
-        </w:pBdr>
-        <w:shd w:fill="auto" w:val="clear"/>
-        <w:spacing w:after="0" w:before="0" w:line="276" w:lineRule="auto"/>
-        <w:ind w:left="0" w:right="0" w:firstLine="0"/>
-        <w:jc w:val="left"/>
-        <w:rPr>
-          <w:rFonts w:ascii="Cambria" w:cs="Cambria" w:eastAsia="Cambria" w:hAnsi="Cambria"/>
-        </w:rPr>
-      </w:pPr>
-      <w:r>
-        <w:rPr>
-          <w:rtl w:val="0"/>
-        </w:rPr>
-      </w:r>
-    </w:p>
-    <w:p>
-      <w:pPr>
-        <w:rPr>
-          <w:rFonts w:ascii="Cambria" w:cs="Cambria" w:eastAsia="Cambria" w:hAnsi="Cambria"/>
-        </w:rPr>
-      </w:pPr>
-      <w:r>
-        <w:rPr>
-          <w:rFonts w:ascii="Cambria" w:cs="Cambria" w:eastAsia="Cambria" w:hAnsi="Cambria"/>
-          <w:b w:val="1"/>
-          <w:rtl w:val="0"/>
-        </w:rPr>
-        <w:t xml:space="preserve">Key Achievements:</w:t>
-      </w:r>
-      <w:r>
-        <w:rPr>
-          <w:rtl w:val="0"/>
-        </w:rPr>
-      </w:r>
-    </w:p>
-    <w:p>
-      <w:pPr>
-        <w:numPr>
-          <w:ilvl w:val="0"/>
-          <w:numId w:val="1"/>
-        </w:numPr>
-        <w:ind w:left="720" w:hanging="360"/>
-      </w:pPr>
-      <w:r>
-        <w:rPr>
-          <w:rFonts w:ascii="Cambria" w:cs="Cambria" w:eastAsia="Cambria" w:hAnsi="Cambria"/>
-          <w:b w:val="1"/>
-          <w:rtl w:val="0"/>
-        </w:rPr>
-        <w:t xml:space="preserve">Delivered multi-location POS system</w:t>
-      </w:r>
-      <w:r>
-        <w:rPr>
-          <w:rFonts w:ascii="Cambria" w:cs="Cambria" w:eastAsia="Cambria" w:hAnsi="Cambria"/>
-          <w:rtl w:val="0"/>
-        </w:rPr>
-        <w:t xml:space="preserve"> using WPF, deployed to hundreds of retail locations nationwide</w:t>
-      </w:r>
-    </w:p>
-    <w:p>
-      <w:pPr>
-        <w:numPr>
-          <w:ilvl w:val="0"/>
-          <w:numId w:val="1"/>
-        </w:numPr>
-        <w:ind w:left="720" w:hanging="360"/>
-      </w:pPr>
-      <w:r>
-        <w:rPr>
-          <w:rFonts w:ascii="Cambria" w:cs="Cambria" w:eastAsia="Cambria" w:hAnsi="Cambria"/>
-          <w:b w:val="1"/>
-          <w:rtl w:val="0"/>
-        </w:rPr>
-        <w:t xml:space="preserve">Improved system scalability</w:t>
-      </w:r>
-      <w:r>
-        <w:rPr>
-          <w:rFonts w:ascii="Cambria" w:cs="Cambria" w:eastAsia="Cambria" w:hAnsi="Cambria"/>
-          <w:rtl w:val="0"/>
-        </w:rPr>
-        <w:t xml:space="preserve"> by refactoring monolithic services into modular, independently deployable components</w:t>
-      </w:r>
-    </w:p>
-    <w:p>
-      <w:pPr>
-        <w:numPr>
-          <w:ilvl w:val="0"/>
-          <w:numId w:val="1"/>
-        </w:numPr>
-        <w:ind w:left="720" w:hanging="360"/>
-      </w:pPr>
-      <w:r>
-        <w:rPr>
-          <w:rFonts w:ascii="Cambria" w:cs="Cambria" w:eastAsia="Cambria" w:hAnsi="Cambria"/>
-          <w:b w:val="1"/>
-          <w:rtl w:val="0"/>
-        </w:rPr>
-        <w:t xml:space="preserve">Reduced QA cycle time</w:t>
-      </w:r>
-      <w:r>
-        <w:rPr>
-          <w:rFonts w:ascii="Cambria" w:cs="Cambria" w:eastAsia="Cambria" w:hAnsi="Cambria"/>
-          <w:rtl w:val="0"/>
-        </w:rPr>
-        <w:t xml:space="preserve"> by building automated testing tools and establishing testing best practices</w:t>
-      </w:r>
-    </w:p>
-    <w:p>
-      <w:pPr>
-        <w:keepNext w:val="0"/>
-        <w:keepLines w:val="0"/>
-        <w:pageBreakBefore w:val="0"/>
-        <w:widowControl w:val="0"/>
-        <w:pBdr>
-          <w:top w:space="0" w:sz="0" w:val="nil"/>
-          <w:left w:space="0" w:sz="0" w:val="nil"/>
-          <w:bottom w:space="0" w:sz="0" w:val="nil"/>
-          <w:right w:space="0" w:sz="0" w:val="nil"/>
-          <w:between w:space="0" w:sz="0" w:val="nil"/>
-        </w:pBdr>
-        <w:shd w:fill="auto" w:val="clear"/>
-        <w:spacing w:after="0" w:before="0" w:line="276" w:lineRule="auto"/>
-        <w:ind w:left="0" w:right="0" w:firstLine="0"/>
-        <w:jc w:val="left"/>
-        <w:rPr>
-          <w:rFonts w:ascii="Cambria" w:cs="Cambria" w:eastAsia="Cambria" w:hAnsi="Cambria"/>
-        </w:rPr>
-      </w:pPr>
-      <w:r>
-        <w:rPr>
-          <w:rtl w:val="0"/>
-        </w:rPr>
-      </w:r>
-    </w:p>
-    <w:p>
-      <w:pPr>
-        <w:rPr>
-          <w:rFonts w:ascii="Cambria" w:cs="Cambria" w:eastAsia="Cambria" w:hAnsi="Cambria"/>
-        </w:rPr>
-      </w:pPr>
-      <w:r>
-        <w:rPr>
-          <w:rFonts w:ascii="Cambria" w:cs="Cambria" w:eastAsia="Cambria" w:hAnsi="Cambria"/>
-          <w:i w:val="1"/>
-          <w:rtl w:val="0"/>
-        </w:rPr>
-        <w:t xml:space="preserve">Technologies: .NET, ASP.NET, WCF, SQL Server, WPF, MongoDB</w:t>
-      </w:r>
-      <w:r>
-        <w:rPr>
-          <w:rtl w:val="0"/>
-        </w:rPr>
-      </w:r>
-    </w:p>
-    <w:p>
-      <w:pPr>
-        <w:pStyle w:val="Heading3"/>
-        <w:rPr>
-          <w:rFonts w:ascii="Cambria" w:cs="Cambria" w:eastAsia="Cambria" w:hAnsi="Cambria"/>
-          <w:sz w:val="26"/>
-          <w:szCs w:val="26"/>
-        </w:rPr>
-      </w:pPr>
-      <w:bookmarkStart w:colFirst="0" w:colLast="0" w:name="_svknel1ifu4j" w:id="5"/>
-      <w:bookmarkEnd w:id="5"/>
-      <w:r>
-        <w:rPr>
-          <w:rFonts w:ascii="Cambria" w:cs="Cambria" w:eastAsia="Cambria" w:hAnsi="Cambria"/>
-          <w:sz w:val="26"/>
-          <w:szCs w:val="26"/>
-          <w:rtl w:val="0"/>
-        </w:rPr>
-        <w:t xml:space="preserve">Tech Lead | DealerSpeedLeads — Dallas, TX | Mar 2011 – Feb 2015</w:t>
-      </w:r>
-    </w:p>
-    <w:p>
-      <w:pPr>
-        <w:rPr>
-          <w:rFonts w:ascii="Cambria" w:cs="Cambria" w:eastAsia="Cambria" w:hAnsi="Cambria"/>
-        </w:rPr>
-      </w:pPr>
-      <w:r>
-        <w:rPr>
-          <w:rFonts w:ascii="Cambria" w:cs="Cambria" w:eastAsia="Cambria" w:hAnsi="Cambria"/>
-          <w:rtl w:val="0"/>
-        </w:rPr>
-        <w:t xml:space="preserve">Led full-stack development for marketing technology SaaS platform. Architected scalable solutions, built automation systems, and delivered customer-facing applications while establishing development processes.</w:t>
-      </w:r>
-    </w:p>
-    <w:p>
-      <w:pPr>
-        <w:keepNext w:val="0"/>
-        <w:keepLines w:val="0"/>
-        <w:pageBreakBefore w:val="0"/>
-        <w:widowControl w:val="0"/>
-        <w:pBdr>
-          <w:top w:space="0" w:sz="0" w:val="nil"/>
-          <w:left w:space="0" w:sz="0" w:val="nil"/>
-          <w:bottom w:space="0" w:sz="0" w:val="nil"/>
-          <w:right w:space="0" w:sz="0" w:val="nil"/>
-          <w:between w:space="0" w:sz="0" w:val="nil"/>
-        </w:pBdr>
-        <w:shd w:fill="auto" w:val="clear"/>
-        <w:spacing w:after="0" w:before="0" w:line="276" w:lineRule="auto"/>
-        <w:ind w:left="0" w:right="0" w:firstLine="0"/>
-        <w:jc w:val="left"/>
-        <w:rPr>
-          <w:rFonts w:ascii="Cambria" w:cs="Cambria" w:eastAsia="Cambria" w:hAnsi="Cambria"/>
-        </w:rPr>
-      </w:pPr>
-      <w:r>
-        <w:rPr>
-          <w:rtl w:val="0"/>
-        </w:rPr>
-      </w:r>
-    </w:p>
-    <w:p>
-      <w:pPr>
-        <w:rPr>
-          <w:rFonts w:ascii="Cambria" w:cs="Cambria" w:eastAsia="Cambria" w:hAnsi="Cambria"/>
-        </w:rPr>
-      </w:pPr>
-      <w:r>
-        <w:rPr>
-          <w:rFonts w:ascii="Cambria" w:cs="Cambria" w:eastAsia="Cambria" w:hAnsi="Cambria"/>
-          <w:b w:val="1"/>
-          <w:rtl w:val="0"/>
-        </w:rPr>
-        <w:t xml:space="preserve">Key Achievements:</w:t>
-      </w:r>
-      <w:r>
-        <w:rPr>
-          <w:rtl w:val="0"/>
-        </w:rPr>
-      </w:r>
-    </w:p>
-    <w:p>
-      <w:pPr>
-        <w:numPr>
-          <w:ilvl w:val="0"/>
-          <w:numId w:val="1"/>
-        </w:numPr>
-        <w:ind w:left="720" w:hanging="360"/>
-      </w:pPr>
-      <w:r>
-        <w:rPr>
-          <w:rFonts w:ascii="Cambria" w:cs="Cambria" w:eastAsia="Cambria" w:hAnsi="Cambria"/>
-          <w:b w:val="1"/>
-          <w:rtl w:val="0"/>
-        </w:rPr>
-        <w:t xml:space="preserve">Architected multi-tenant inventory platform</w:t>
-      </w:r>
-      <w:r>
-        <w:rPr>
-          <w:rFonts w:ascii="Cambria" w:cs="Cambria" w:eastAsia="Cambria" w:hAnsi="Cambria"/>
-          <w:rtl w:val="0"/>
-        </w:rPr>
-        <w:t xml:space="preserve"> supporting automotive, real estate, and e-commerce verticals with configurable data models</w:t>
-      </w:r>
-    </w:p>
-    <w:p>
-      <w:pPr>
-        <w:numPr>
-          <w:ilvl w:val="0"/>
-          <w:numId w:val="1"/>
-        </w:numPr>
-        <w:ind w:left="720" w:hanging="360"/>
-      </w:pPr>
-      <w:r>
-        <w:rPr>
-          <w:rFonts w:ascii="Cambria" w:cs="Cambria" w:eastAsia="Cambria" w:hAnsi="Cambria"/>
-          <w:b w:val="1"/>
-          <w:rtl w:val="0"/>
-        </w:rPr>
-        <w:t xml:space="preserve">Built distributed automation system</w:t>
-      </w:r>
-      <w:r>
-        <w:rPr>
-          <w:rFonts w:ascii="Cambria" w:cs="Cambria" w:eastAsia="Cambria" w:hAnsi="Cambria"/>
-          <w:rtl w:val="0"/>
-        </w:rPr>
-        <w:t xml:space="preserve"> processing thousands of daily operations across customer accounts</w:t>
-      </w:r>
-    </w:p>
-    <w:p>
-      <w:pPr>
-        <w:numPr>
-          <w:ilvl w:val="0"/>
-          <w:numId w:val="1"/>
-        </w:numPr>
-        <w:ind w:left="720" w:hanging="360"/>
-      </w:pPr>
-      <w:r>
-        <w:rPr>
-          <w:rFonts w:ascii="Cambria" w:cs="Cambria" w:eastAsia="Cambria" w:hAnsi="Cambria"/>
-          <w:b w:val="1"/>
-          <w:rtl w:val="0"/>
-        </w:rPr>
-        <w:t xml:space="preserve">Established deployment processes</w:t>
-      </w:r>
-      <w:r>
-        <w:rPr>
-          <w:rFonts w:ascii="Cambria" w:cs="Cambria" w:eastAsia="Cambria" w:hAnsi="Cambria"/>
-          <w:rtl w:val="0"/>
-        </w:rPr>
-        <w:t xml:space="preserve"> and delivered internal tools improving developer productivity</w:t>
-      </w:r>
-    </w:p>
-    <w:p>
-      <w:pPr>
-        <w:keepNext w:val="0"/>
-        <w:keepLines w:val="0"/>
-        <w:pageBreakBefore w:val="0"/>
-        <w:widowControl w:val="0"/>
-        <w:pBdr>
-          <w:top w:space="0" w:sz="0" w:val="nil"/>
-          <w:left w:space="0" w:sz="0" w:val="nil"/>
-          <w:bottom w:space="0" w:sz="0" w:val="nil"/>
-          <w:right w:space="0" w:sz="0" w:val="nil"/>
-          <w:between w:space="0" w:sz="0" w:val="nil"/>
-        </w:pBdr>
-        <w:shd w:fill="auto" w:val="clear"/>
-        <w:spacing w:after="0" w:before="0" w:line="276" w:lineRule="auto"/>
-        <w:ind w:left="0" w:right="0" w:firstLine="0"/>
-        <w:jc w:val="left"/>
-        <w:rPr>
-          <w:rFonts w:ascii="Cambria" w:cs="Cambria" w:eastAsia="Cambria" w:hAnsi="Cambria"/>
-        </w:rPr>
-      </w:pPr>
-      <w:r>
-        <w:rPr>
-          <w:rtl w:val="0"/>
-        </w:rPr>
-      </w:r>
-    </w:p>
-    <w:p>
-      <w:pPr>
-        <w:rPr>
-          <w:rFonts w:ascii="Cambria" w:cs="Cambria" w:eastAsia="Cambria" w:hAnsi="Cambria"/>
-        </w:rPr>
-      </w:pPr>
-      <w:r>
-        <w:rPr>
-          <w:rFonts w:ascii="Cambria" w:cs="Cambria" w:eastAsia="Cambria" w:hAnsi="Cambria"/>
-          <w:i w:val="1"/>
+          <w:iCs w:val="1"/>
           <w:rtl w:val="0"/>
         </w:rPr>
         <w:t xml:space="preserve">Technologies: .NET, ASP.NET, MySQL, WPF, WinForms, Selenium</w:t>
@@ -1040,6 +1099,7 @@
         <w:rPr>
           <w:rFonts w:ascii="Cambria" w:cs="Cambria" w:eastAsia="Cambria" w:hAnsi="Cambria"/>
           <w:b w:val="1"/>
+          <w:bCs w:val="1"/>
           <w:rtl w:val="0"/>
         </w:rPr>
         <w:t xml:space="preserve">B.S., Computer Information Systems</w:t>
@@ -1067,204 +1127,469 @@
     <w:lvl w:ilvl="0">
       <w:start w:val="1"/>
       <w:numFmt w:val="bullet"/>
-      <w:lvlText w:val="-"/>
+      <w:lvlText w:val="●"/>
       <w:lvlJc w:val="left"/>
       <w:pPr>
         <w:ind w:left="720" w:hanging="360"/>
       </w:pPr>
       <w:rPr>
-        <w:rFonts w:ascii="Arial" w:cs="Arial" w:eastAsia="Arial" w:hAnsi="Arial"/>
-        <w:b w:val="0"/>
-        <w:i w:val="0"/>
-        <w:smallCaps w:val="0"/>
-        <w:strike w:val="0"/>
-        <w:color w:val="000000"/>
-        <w:sz w:val="22"/>
-        <w:szCs w:val="22"/>
-        <w:u w:val="none"/>
-        <w:shd w:fill="auto" w:val="clear"/>
-        <w:vertAlign w:val="baseline"/>
+        <w:rFonts w:ascii="Roboto" w:cs="Roboto" w:eastAsia="Roboto" w:hAnsi="Roboto"/>
+        <w:color w:val="2c3e50"/>
+        <w:sz w:val="24"/>
+        <w:szCs w:val="24"/>
+        <w:u w:val="none"/>
       </w:rPr>
     </w:lvl>
     <w:lvl w:ilvl="1">
       <w:start w:val="1"/>
       <w:numFmt w:val="bullet"/>
-      <w:lvlText w:val="-"/>
+      <w:lvlText w:val="○"/>
       <w:lvlJc w:val="left"/>
       <w:pPr>
         <w:ind w:left="1440" w:hanging="360"/>
       </w:pPr>
       <w:rPr>
-        <w:rFonts w:ascii="Arial" w:cs="Arial" w:eastAsia="Arial" w:hAnsi="Arial"/>
-        <w:b w:val="0"/>
-        <w:i w:val="0"/>
-        <w:smallCaps w:val="0"/>
-        <w:strike w:val="0"/>
-        <w:color w:val="000000"/>
-        <w:sz w:val="22"/>
-        <w:szCs w:val="22"/>
-        <w:u w:val="none"/>
-        <w:shd w:fill="auto" w:val="clear"/>
-        <w:vertAlign w:val="baseline"/>
+        <w:u w:val="none"/>
       </w:rPr>
     </w:lvl>
     <w:lvl w:ilvl="2">
       <w:start w:val="1"/>
       <w:numFmt w:val="bullet"/>
-      <w:lvlText w:val="-"/>
+      <w:lvlText w:val="■"/>
       <w:lvlJc w:val="left"/>
       <w:pPr>
         <w:ind w:left="2160" w:hanging="360"/>
       </w:pPr>
       <w:rPr>
-        <w:rFonts w:ascii="Arial" w:cs="Arial" w:eastAsia="Arial" w:hAnsi="Arial"/>
-        <w:b w:val="0"/>
-        <w:i w:val="0"/>
-        <w:smallCaps w:val="0"/>
-        <w:strike w:val="0"/>
-        <w:color w:val="000000"/>
-        <w:sz w:val="22"/>
-        <w:szCs w:val="22"/>
-        <w:u w:val="none"/>
-        <w:shd w:fill="auto" w:val="clear"/>
-        <w:vertAlign w:val="baseline"/>
+        <w:u w:val="none"/>
       </w:rPr>
     </w:lvl>
     <w:lvl w:ilvl="3">
       <w:start w:val="1"/>
       <w:numFmt w:val="bullet"/>
-      <w:lvlText w:val="-"/>
+      <w:lvlText w:val="●"/>
       <w:lvlJc w:val="left"/>
       <w:pPr>
         <w:ind w:left="2880" w:hanging="360"/>
       </w:pPr>
       <w:rPr>
-        <w:rFonts w:ascii="Arial" w:cs="Arial" w:eastAsia="Arial" w:hAnsi="Arial"/>
-        <w:b w:val="0"/>
-        <w:i w:val="0"/>
-        <w:smallCaps w:val="0"/>
-        <w:strike w:val="0"/>
-        <w:color w:val="000000"/>
-        <w:sz w:val="22"/>
-        <w:szCs w:val="22"/>
-        <w:u w:val="none"/>
-        <w:shd w:fill="auto" w:val="clear"/>
-        <w:vertAlign w:val="baseline"/>
+        <w:u w:val="none"/>
       </w:rPr>
     </w:lvl>
     <w:lvl w:ilvl="4">
       <w:start w:val="1"/>
       <w:numFmt w:val="bullet"/>
-      <w:lvlText w:val="-"/>
+      <w:lvlText w:val="○"/>
       <w:lvlJc w:val="left"/>
       <w:pPr>
         <w:ind w:left="3600" w:hanging="360"/>
       </w:pPr>
       <w:rPr>
-        <w:rFonts w:ascii="Arial" w:cs="Arial" w:eastAsia="Arial" w:hAnsi="Arial"/>
-        <w:b w:val="0"/>
-        <w:i w:val="0"/>
-        <w:smallCaps w:val="0"/>
-        <w:strike w:val="0"/>
-        <w:color w:val="000000"/>
-        <w:sz w:val="22"/>
-        <w:szCs w:val="22"/>
-        <w:u w:val="none"/>
-        <w:shd w:fill="auto" w:val="clear"/>
-        <w:vertAlign w:val="baseline"/>
+        <w:u w:val="none"/>
       </w:rPr>
     </w:lvl>
     <w:lvl w:ilvl="5">
       <w:start w:val="1"/>
       <w:numFmt w:val="bullet"/>
-      <w:lvlText w:val="-"/>
+      <w:lvlText w:val="■"/>
       <w:lvlJc w:val="left"/>
       <w:pPr>
         <w:ind w:left="4320" w:hanging="360"/>
       </w:pPr>
       <w:rPr>
-        <w:rFonts w:ascii="Arial" w:cs="Arial" w:eastAsia="Arial" w:hAnsi="Arial"/>
-        <w:b w:val="0"/>
-        <w:i w:val="0"/>
-        <w:smallCaps w:val="0"/>
-        <w:strike w:val="0"/>
-        <w:color w:val="000000"/>
-        <w:sz w:val="22"/>
-        <w:szCs w:val="22"/>
-        <w:u w:val="none"/>
-        <w:shd w:fill="auto" w:val="clear"/>
-        <w:vertAlign w:val="baseline"/>
+        <w:u w:val="none"/>
       </w:rPr>
     </w:lvl>
     <w:lvl w:ilvl="6">
       <w:start w:val="1"/>
       <w:numFmt w:val="bullet"/>
-      <w:lvlText w:val="-"/>
+      <w:lvlText w:val="●"/>
       <w:lvlJc w:val="left"/>
       <w:pPr>
         <w:ind w:left="5040" w:hanging="360"/>
       </w:pPr>
       <w:rPr>
-        <w:rFonts w:ascii="Arial" w:cs="Arial" w:eastAsia="Arial" w:hAnsi="Arial"/>
-        <w:b w:val="0"/>
-        <w:i w:val="0"/>
-        <w:smallCaps w:val="0"/>
-        <w:strike w:val="0"/>
-        <w:color w:val="000000"/>
-        <w:sz w:val="22"/>
-        <w:szCs w:val="22"/>
-        <w:u w:val="none"/>
-        <w:shd w:fill="auto" w:val="clear"/>
-        <w:vertAlign w:val="baseline"/>
+        <w:u w:val="none"/>
       </w:rPr>
     </w:lvl>
     <w:lvl w:ilvl="7">
       <w:start w:val="1"/>
       <w:numFmt w:val="bullet"/>
-      <w:lvlText w:val="-"/>
+      <w:lvlText w:val="○"/>
       <w:lvlJc w:val="left"/>
       <w:pPr>
         <w:ind w:left="5760" w:hanging="360"/>
       </w:pPr>
       <w:rPr>
-        <w:rFonts w:ascii="Arial" w:cs="Arial" w:eastAsia="Arial" w:hAnsi="Arial"/>
-        <w:b w:val="0"/>
-        <w:i w:val="0"/>
-        <w:smallCaps w:val="0"/>
-        <w:strike w:val="0"/>
-        <w:color w:val="000000"/>
-        <w:sz w:val="22"/>
-        <w:szCs w:val="22"/>
-        <w:u w:val="none"/>
-        <w:shd w:fill="auto" w:val="clear"/>
-        <w:vertAlign w:val="baseline"/>
+        <w:u w:val="none"/>
       </w:rPr>
     </w:lvl>
     <w:lvl w:ilvl="8">
       <w:start w:val="1"/>
       <w:numFmt w:val="bullet"/>
-      <w:lvlText w:val="-"/>
+      <w:lvlText w:val="■"/>
       <w:lvlJc w:val="left"/>
       <w:pPr>
         <w:ind w:left="6480" w:hanging="360"/>
       </w:pPr>
       <w:rPr>
-        <w:rFonts w:ascii="Arial" w:cs="Arial" w:eastAsia="Arial" w:hAnsi="Arial"/>
-        <w:b w:val="0"/>
-        <w:i w:val="0"/>
-        <w:smallCaps w:val="0"/>
-        <w:strike w:val="0"/>
-        <w:color w:val="000000"/>
-        <w:sz w:val="22"/>
-        <w:szCs w:val="22"/>
-        <w:u w:val="none"/>
-        <w:shd w:fill="auto" w:val="clear"/>
-        <w:vertAlign w:val="baseline"/>
+        <w:u w:val="none"/>
+      </w:rPr>
+    </w:lvl>
+  </w:abstractNum>
+  <w:abstractNum w:abstractNumId="2">
+    <w:lvl w:ilvl="0">
+      <w:start w:val="1"/>
+      <w:numFmt w:val="bullet"/>
+      <w:lvlText w:val="●"/>
+      <w:lvlJc w:val="left"/>
+      <w:pPr>
+        <w:ind w:left="720" w:hanging="360"/>
+      </w:pPr>
+      <w:rPr>
+        <w:rFonts w:ascii="Roboto" w:cs="Roboto" w:eastAsia="Roboto" w:hAnsi="Roboto"/>
+        <w:color w:val="2c3e50"/>
+        <w:sz w:val="24"/>
+        <w:szCs w:val="24"/>
+        <w:u w:val="none"/>
+      </w:rPr>
+    </w:lvl>
+    <w:lvl w:ilvl="1">
+      <w:start w:val="1"/>
+      <w:numFmt w:val="bullet"/>
+      <w:lvlText w:val="○"/>
+      <w:lvlJc w:val="left"/>
+      <w:pPr>
+        <w:ind w:left="1440" w:hanging="360"/>
+      </w:pPr>
+      <w:rPr>
+        <w:u w:val="none"/>
+      </w:rPr>
+    </w:lvl>
+    <w:lvl w:ilvl="2">
+      <w:start w:val="1"/>
+      <w:numFmt w:val="bullet"/>
+      <w:lvlText w:val="■"/>
+      <w:lvlJc w:val="left"/>
+      <w:pPr>
+        <w:ind w:left="2160" w:hanging="360"/>
+      </w:pPr>
+      <w:rPr>
+        <w:u w:val="none"/>
+      </w:rPr>
+    </w:lvl>
+    <w:lvl w:ilvl="3">
+      <w:start w:val="1"/>
+      <w:numFmt w:val="bullet"/>
+      <w:lvlText w:val="●"/>
+      <w:lvlJc w:val="left"/>
+      <w:pPr>
+        <w:ind w:left="2880" w:hanging="360"/>
+      </w:pPr>
+      <w:rPr>
+        <w:u w:val="none"/>
+      </w:rPr>
+    </w:lvl>
+    <w:lvl w:ilvl="4">
+      <w:start w:val="1"/>
+      <w:numFmt w:val="bullet"/>
+      <w:lvlText w:val="○"/>
+      <w:lvlJc w:val="left"/>
+      <w:pPr>
+        <w:ind w:left="3600" w:hanging="360"/>
+      </w:pPr>
+      <w:rPr>
+        <w:u w:val="none"/>
+      </w:rPr>
+    </w:lvl>
+    <w:lvl w:ilvl="5">
+      <w:start w:val="1"/>
+      <w:numFmt w:val="bullet"/>
+      <w:lvlText w:val="■"/>
+      <w:lvlJc w:val="left"/>
+      <w:pPr>
+        <w:ind w:left="4320" w:hanging="360"/>
+      </w:pPr>
+      <w:rPr>
+        <w:u w:val="none"/>
+      </w:rPr>
+    </w:lvl>
+    <w:lvl w:ilvl="6">
+      <w:start w:val="1"/>
+      <w:numFmt w:val="bullet"/>
+      <w:lvlText w:val="●"/>
+      <w:lvlJc w:val="left"/>
+      <w:pPr>
+        <w:ind w:left="5040" w:hanging="360"/>
+      </w:pPr>
+      <w:rPr>
+        <w:u w:val="none"/>
+      </w:rPr>
+    </w:lvl>
+    <w:lvl w:ilvl="7">
+      <w:start w:val="1"/>
+      <w:numFmt w:val="bullet"/>
+      <w:lvlText w:val="○"/>
+      <w:lvlJc w:val="left"/>
+      <w:pPr>
+        <w:ind w:left="5760" w:hanging="360"/>
+      </w:pPr>
+      <w:rPr>
+        <w:u w:val="none"/>
+      </w:rPr>
+    </w:lvl>
+    <w:lvl w:ilvl="8">
+      <w:start w:val="1"/>
+      <w:numFmt w:val="bullet"/>
+      <w:lvlText w:val="■"/>
+      <w:lvlJc w:val="left"/>
+      <w:pPr>
+        <w:ind w:left="6480" w:hanging="360"/>
+      </w:pPr>
+      <w:rPr>
+        <w:u w:val="none"/>
+      </w:rPr>
+    </w:lvl>
+  </w:abstractNum>
+  <w:abstractNum w:abstractNumId="3">
+    <w:lvl w:ilvl="0">
+      <w:start w:val="1"/>
+      <w:numFmt w:val="bullet"/>
+      <w:lvlText w:val="●"/>
+      <w:lvlJc w:val="left"/>
+      <w:pPr>
+        <w:ind w:left="720" w:hanging="360"/>
+      </w:pPr>
+      <w:rPr>
+        <w:rFonts w:ascii="Roboto" w:cs="Roboto" w:eastAsia="Roboto" w:hAnsi="Roboto"/>
+        <w:color w:val="2c3e50"/>
+        <w:sz w:val="24"/>
+        <w:szCs w:val="24"/>
+        <w:u w:val="none"/>
+      </w:rPr>
+    </w:lvl>
+    <w:lvl w:ilvl="1">
+      <w:start w:val="1"/>
+      <w:numFmt w:val="bullet"/>
+      <w:lvlText w:val="○"/>
+      <w:lvlJc w:val="left"/>
+      <w:pPr>
+        <w:ind w:left="1440" w:hanging="360"/>
+      </w:pPr>
+      <w:rPr>
+        <w:u w:val="none"/>
+      </w:rPr>
+    </w:lvl>
+    <w:lvl w:ilvl="2">
+      <w:start w:val="1"/>
+      <w:numFmt w:val="bullet"/>
+      <w:lvlText w:val="■"/>
+      <w:lvlJc w:val="left"/>
+      <w:pPr>
+        <w:ind w:left="2160" w:hanging="360"/>
+      </w:pPr>
+      <w:rPr>
+        <w:u w:val="none"/>
+      </w:rPr>
+    </w:lvl>
+    <w:lvl w:ilvl="3">
+      <w:start w:val="1"/>
+      <w:numFmt w:val="bullet"/>
+      <w:lvlText w:val="●"/>
+      <w:lvlJc w:val="left"/>
+      <w:pPr>
+        <w:ind w:left="2880" w:hanging="360"/>
+      </w:pPr>
+      <w:rPr>
+        <w:u w:val="none"/>
+      </w:rPr>
+    </w:lvl>
+    <w:lvl w:ilvl="4">
+      <w:start w:val="1"/>
+      <w:numFmt w:val="bullet"/>
+      <w:lvlText w:val="○"/>
+      <w:lvlJc w:val="left"/>
+      <w:pPr>
+        <w:ind w:left="3600" w:hanging="360"/>
+      </w:pPr>
+      <w:rPr>
+        <w:u w:val="none"/>
+      </w:rPr>
+    </w:lvl>
+    <w:lvl w:ilvl="5">
+      <w:start w:val="1"/>
+      <w:numFmt w:val="bullet"/>
+      <w:lvlText w:val="■"/>
+      <w:lvlJc w:val="left"/>
+      <w:pPr>
+        <w:ind w:left="4320" w:hanging="360"/>
+      </w:pPr>
+      <w:rPr>
+        <w:u w:val="none"/>
+      </w:rPr>
+    </w:lvl>
+    <w:lvl w:ilvl="6">
+      <w:start w:val="1"/>
+      <w:numFmt w:val="bullet"/>
+      <w:lvlText w:val="●"/>
+      <w:lvlJc w:val="left"/>
+      <w:pPr>
+        <w:ind w:left="5040" w:hanging="360"/>
+      </w:pPr>
+      <w:rPr>
+        <w:u w:val="none"/>
+      </w:rPr>
+    </w:lvl>
+    <w:lvl w:ilvl="7">
+      <w:start w:val="1"/>
+      <w:numFmt w:val="bullet"/>
+      <w:lvlText w:val="○"/>
+      <w:lvlJc w:val="left"/>
+      <w:pPr>
+        <w:ind w:left="5760" w:hanging="360"/>
+      </w:pPr>
+      <w:rPr>
+        <w:u w:val="none"/>
+      </w:rPr>
+    </w:lvl>
+    <w:lvl w:ilvl="8">
+      <w:start w:val="1"/>
+      <w:numFmt w:val="bullet"/>
+      <w:lvlText w:val="■"/>
+      <w:lvlJc w:val="left"/>
+      <w:pPr>
+        <w:ind w:left="6480" w:hanging="360"/>
+      </w:pPr>
+      <w:rPr>
+        <w:u w:val="none"/>
+      </w:rPr>
+    </w:lvl>
+  </w:abstractNum>
+  <w:abstractNum w:abstractNumId="4">
+    <w:lvl w:ilvl="0">
+      <w:start w:val="1"/>
+      <w:numFmt w:val="bullet"/>
+      <w:lvlText w:val="●"/>
+      <w:lvlJc w:val="left"/>
+      <w:pPr>
+        <w:ind w:left="720" w:hanging="360"/>
+      </w:pPr>
+      <w:rPr>
+        <w:rFonts w:ascii="Roboto" w:cs="Roboto" w:eastAsia="Roboto" w:hAnsi="Roboto"/>
+        <w:color w:val="2c3e50"/>
+        <w:sz w:val="24"/>
+        <w:szCs w:val="24"/>
+        <w:u w:val="none"/>
+      </w:rPr>
+    </w:lvl>
+    <w:lvl w:ilvl="1">
+      <w:start w:val="1"/>
+      <w:numFmt w:val="bullet"/>
+      <w:lvlText w:val="○"/>
+      <w:lvlJc w:val="left"/>
+      <w:pPr>
+        <w:ind w:left="1440" w:hanging="360"/>
+      </w:pPr>
+      <w:rPr>
+        <w:u w:val="none"/>
+      </w:rPr>
+    </w:lvl>
+    <w:lvl w:ilvl="2">
+      <w:start w:val="1"/>
+      <w:numFmt w:val="bullet"/>
+      <w:lvlText w:val="■"/>
+      <w:lvlJc w:val="left"/>
+      <w:pPr>
+        <w:ind w:left="2160" w:hanging="360"/>
+      </w:pPr>
+      <w:rPr>
+        <w:u w:val="none"/>
+      </w:rPr>
+    </w:lvl>
+    <w:lvl w:ilvl="3">
+      <w:start w:val="1"/>
+      <w:numFmt w:val="bullet"/>
+      <w:lvlText w:val="●"/>
+      <w:lvlJc w:val="left"/>
+      <w:pPr>
+        <w:ind w:left="2880" w:hanging="360"/>
+      </w:pPr>
+      <w:rPr>
+        <w:u w:val="none"/>
+      </w:rPr>
+    </w:lvl>
+    <w:lvl w:ilvl="4">
+      <w:start w:val="1"/>
+      <w:numFmt w:val="bullet"/>
+      <w:lvlText w:val="○"/>
+      <w:lvlJc w:val="left"/>
+      <w:pPr>
+        <w:ind w:left="3600" w:hanging="360"/>
+      </w:pPr>
+      <w:rPr>
+        <w:u w:val="none"/>
+      </w:rPr>
+    </w:lvl>
+    <w:lvl w:ilvl="5">
+      <w:start w:val="1"/>
+      <w:numFmt w:val="bullet"/>
+      <w:lvlText w:val="■"/>
+      <w:lvlJc w:val="left"/>
+      <w:pPr>
+        <w:ind w:left="4320" w:hanging="360"/>
+      </w:pPr>
+      <w:rPr>
+        <w:u w:val="none"/>
+      </w:rPr>
+    </w:lvl>
+    <w:lvl w:ilvl="6">
+      <w:start w:val="1"/>
+      <w:numFmt w:val="bullet"/>
+      <w:lvlText w:val="●"/>
+      <w:lvlJc w:val="left"/>
+      <w:pPr>
+        <w:ind w:left="5040" w:hanging="360"/>
+      </w:pPr>
+      <w:rPr>
+        <w:u w:val="none"/>
+      </w:rPr>
+    </w:lvl>
+    <w:lvl w:ilvl="7">
+      <w:start w:val="1"/>
+      <w:numFmt w:val="bullet"/>
+      <w:lvlText w:val="○"/>
+      <w:lvlJc w:val="left"/>
+      <w:pPr>
+        <w:ind w:left="5760" w:hanging="360"/>
+      </w:pPr>
+      <w:rPr>
+        <w:u w:val="none"/>
+      </w:rPr>
+    </w:lvl>
+    <w:lvl w:ilvl="8">
+      <w:start w:val="1"/>
+      <w:numFmt w:val="bullet"/>
+      <w:lvlText w:val="■"/>
+      <w:lvlJc w:val="left"/>
+      <w:pPr>
+        <w:ind w:left="6480" w:hanging="360"/>
+      </w:pPr>
+      <w:rPr>
+        <w:u w:val="none"/>
       </w:rPr>
     </w:lvl>
   </w:abstractNum>
   <w:num w:numId="1">
     <w:abstractNumId w:val="1"/>
+  </w:num>
+  <w:num w:numId="2">
+    <w:abstractNumId w:val="2"/>
+  </w:num>
+  <w:num w:numId="3">
+    <w:abstractNumId w:val="3"/>
+  </w:num>
+  <w:num w:numId="4">
+    <w:abstractNumId w:val="4"/>
   </w:num>
 </w:numbering>
 </file>
@@ -1326,6 +1651,7 @@
     </w:pPr>
     <w:rPr>
       <w:b w:val="0"/>
+      <w:bCs w:val="0"/>
       <w:sz w:val="32"/>
       <w:szCs w:val="32"/>
     </w:rPr>
@@ -1342,6 +1668,7 @@
     </w:pPr>
     <w:rPr>
       <w:b w:val="0"/>
+      <w:bCs w:val="0"/>
       <w:color w:val="434343"/>
       <w:sz w:val="28"/>
       <w:szCs w:val="28"/>
@@ -1391,6 +1718,7 @@
     </w:pPr>
     <w:rPr>
       <w:i w:val="1"/>
+      <w:iCs w:val="1"/>
       <w:color w:val="666666"/>
       <w:sz w:val="22"/>
       <w:szCs w:val="22"/>
@@ -1424,6 +1752,7 @@
     <w:rPr>
       <w:rFonts w:ascii="Arial" w:cs="Arial" w:eastAsia="Arial" w:hAnsi="Arial"/>
       <w:i w:val="0"/>
+      <w:iCs w:val="0"/>
       <w:color w:val="666666"/>
       <w:sz w:val="30"/>
       <w:szCs w:val="30"/>

--- a/assets/downloads/steven-stuart-resume.docx
+++ b/assets/downloads/steven-stuart-resume.docx
@@ -134,7 +134,7 @@
           <w:rFonts w:ascii="Cambria" w:cs="Cambria" w:eastAsia="Cambria" w:hAnsi="Cambria"/>
           <w:rtl w:val="0"/>
         </w:rPr>
-        <w:t xml:space="preserve">Software architect with 15 years of experience building web and desktop applications, microservices, and event-driven systems serving millions of users across hundreds of financial institutions. My focus is on simplifying complex systems and processes so teams ship with confidence and infrastructure costs stay under control.</w:t>
+        <w:t xml:space="preserve">Software architect with 15 years of experience building web and desktop applications, microservices, and event-driven systems serving millions of users across hundreds of financial institutions. I build alignment with stakeholders before anyone writes code, test critical assumptions before we commit, and realign when discovery happens mid-build. My focus is on bringing clarity to complex systems so teams can sustainably build what people actually need.</w:t>
       </w:r>
     </w:p>
     <w:p>

--- a/assets/downloads/steven-stuart-resume.docx
+++ b/assets/downloads/steven-stuart-resume.docx
@@ -132,9 +132,16 @@
       <w:r>
         <w:rPr>
           <w:rFonts w:ascii="Cambria" w:cs="Cambria" w:eastAsia="Cambria" w:hAnsi="Cambria"/>
-          <w:rtl w:val="0"/>
-        </w:rPr>
-        <w:t xml:space="preserve">Software architect with 15 years of experience building web and desktop applications, microservices, and event-driven systems serving millions of users across hundreds of financial institutions. I build alignment with stakeholders before anyone writes code, test critical assumptions before we commit, and realign when discovery happens mid-build. My focus is on bringing clarity to complex systems so teams can sustainably build what people actually need.</w:t>
+          <w:color w:val="2c3e50"/>
+          <w:highlight w:val="white"/>
+          <w:rtl w:val="0"/>
+        </w:rPr>
+        <w:t xml:space="preserve">Software architect with 15 years of experience bringing clarity to complex systems, from web and desktop applications to microservices and event-driven systems serving millions of users across hundreds of financial institutions. I hold principles shaped by years of building systems and learning what actually works. I share those principles through mentoring and governance that helps teams grow. And I deliver measurable results in systems that cost less, perform better, and evolve with the business.</w:t>
+      </w:r>
+      <w:r>
+        <w:rPr>
+          <w:rtl w:val="0"/>
+        </w:rPr>
       </w:r>
     </w:p>
     <w:p>

--- a/assets/downloads/steven-stuart-resume.docx
+++ b/assets/downloads/steven-stuart-resume.docx
@@ -77,7 +77,7 @@
           <w:rFonts w:ascii="Cambria" w:cs="Cambria" w:eastAsia="Cambria" w:hAnsi="Cambria"/>
           <w:rtl w:val="0"/>
         </w:rPr>
-        <w:t xml:space="preserve"> | Location: Ave Maria, FL</w:t>
+        <w:t xml:space="preserve"> | Location: Boca Raton, FL</w:t>
       </w:r>
       <w:r>
         <w:rPr>
@@ -174,7 +174,7 @@
           <w:szCs w:val="26"/>
         </w:rPr>
       </w:pPr>
-      <w:bookmarkStart w:colFirst="0" w:colLast="0" w:name="_ypyubz1fpnea" w:id="2"/>
+      <w:bookmarkStart w:colFirst="0" w:colLast="0" w:name="_e8g2tekj8a9a" w:id="2"/>
       <w:bookmarkEnd w:id="2"/>
       <w:r>
         <w:rPr>
@@ -183,7 +183,287 @@
           <w:szCs w:val="26"/>
           <w:rtl w:val="0"/>
         </w:rPr>
-        <w:t xml:space="preserve">System Architect | True Market Insiders — St. Petersburg, FL | Feb 2023 – Present</w:t>
+        <w:t xml:space="preserve">Team Lead / Senior Software Developer | SafetyChain | March 2026 – Present</w:t>
+      </w:r>
+    </w:p>
+    <w:p>
+      <w:pPr>
+        <w:rPr>
+          <w:rFonts w:ascii="Cambria" w:cs="Cambria" w:eastAsia="Cambria" w:hAnsi="Cambria"/>
+        </w:rPr>
+      </w:pPr>
+      <w:r>
+        <w:rPr>
+          <w:rFonts w:ascii="Cambria" w:cs="Cambria" w:eastAsia="Cambria" w:hAnsi="Cambria"/>
+          <w:rtl w:val="0"/>
+        </w:rPr>
+        <w:t xml:space="preserve">Lead an engineering team responsible for rebuilding and maintaining a customer-facing Windows desktop application central to client record management. Collaborated with product and QA to keep the architecture aligned with evolving enterprise APIs and shared business logic across platforms.</w:t>
+      </w:r>
+    </w:p>
+    <w:p>
+      <w:pPr>
+        <w:rPr>
+          <w:rFonts w:ascii="Cambria" w:cs="Cambria" w:eastAsia="Cambria" w:hAnsi="Cambria"/>
+        </w:rPr>
+      </w:pPr>
+      <w:r>
+        <w:rPr>
+          <w:rtl w:val="0"/>
+        </w:rPr>
+      </w:r>
+    </w:p>
+    <w:p>
+      <w:pPr>
+        <w:rPr>
+          <w:rFonts w:ascii="Cambria" w:cs="Cambria" w:eastAsia="Cambria" w:hAnsi="Cambria"/>
+        </w:rPr>
+      </w:pPr>
+      <w:r>
+        <w:rPr>
+          <w:rFonts w:ascii="Cambria" w:cs="Cambria" w:eastAsia="Cambria" w:hAnsi="Cambria"/>
+          <w:b w:val="1"/>
+          <w:bCs w:val="1"/>
+          <w:rtl w:val="0"/>
+        </w:rPr>
+        <w:t xml:space="preserve">Key Achievements</w:t>
+      </w:r>
+      <w:r>
+        <w:rPr>
+          <w:rFonts w:ascii="Cambria" w:cs="Cambria" w:eastAsia="Cambria" w:hAnsi="Cambria"/>
+          <w:rtl w:val="0"/>
+        </w:rPr>
+        <w:t xml:space="preserve">:</w:t>
+      </w:r>
+    </w:p>
+    <w:p>
+      <w:pPr>
+        <w:numPr>
+          <w:ilvl w:val="0"/>
+          <w:numId w:val="3"/>
+        </w:numPr>
+        <w:ind w:left="720" w:hanging="360"/>
+        <w:rPr>
+          <w:rFonts w:ascii="Cambria" w:cs="Cambria" w:eastAsia="Cambria" w:hAnsi="Cambria"/>
+          <w:sz w:val="22"/>
+          <w:szCs w:val="22"/>
+        </w:rPr>
+      </w:pPr>
+      <w:r>
+        <w:rPr>
+          <w:rFonts w:ascii="Cambria" w:cs="Cambria" w:eastAsia="Cambria" w:hAnsi="Cambria"/>
+          <w:b w:val="1"/>
+          <w:bCs w:val="1"/>
+          <w:rtl w:val="0"/>
+        </w:rPr>
+        <w:t xml:space="preserve">Delivered in 4 months</w:t>
+      </w:r>
+      <w:r>
+        <w:rPr>
+          <w:rFonts w:ascii="Cambria" w:cs="Cambria" w:eastAsia="Cambria" w:hAnsi="Cambria"/>
+          <w:rtl w:val="0"/>
+        </w:rPr>
+        <w:t xml:space="preserve"> what had been stalled for two years, rescuing a legacy codebase and shipping a production-ready desktop application under a compressed deadline</w:t>
+      </w:r>
+    </w:p>
+    <w:p>
+      <w:pPr>
+        <w:numPr>
+          <w:ilvl w:val="0"/>
+          <w:numId w:val="3"/>
+        </w:numPr>
+        <w:ind w:left="720" w:hanging="360"/>
+        <w:rPr>
+          <w:rFonts w:ascii="Cambria" w:cs="Cambria" w:eastAsia="Cambria" w:hAnsi="Cambria"/>
+          <w:sz w:val="22"/>
+          <w:szCs w:val="22"/>
+        </w:rPr>
+      </w:pPr>
+      <w:r>
+        <w:rPr>
+          <w:rFonts w:ascii="Cambria" w:cs="Cambria" w:eastAsia="Cambria" w:hAnsi="Cambria"/>
+          <w:b w:val="1"/>
+          <w:bCs w:val="1"/>
+          <w:rtl w:val="0"/>
+        </w:rPr>
+        <w:t xml:space="preserve">Eliminated rework and plan drift</w:t>
+      </w:r>
+      <w:r>
+        <w:rPr>
+          <w:rFonts w:ascii="Cambria" w:cs="Cambria" w:eastAsia="Cambria" w:hAnsi="Cambria"/>
+          <w:rtl w:val="0"/>
+        </w:rPr>
+        <w:t xml:space="preserve"> by building a custom AI skill that enforced assumption validation before coding, producing structured task documents that captured intent, tested assumptions, and tracked progress for both active and historical reference</w:t>
+      </w:r>
+    </w:p>
+    <w:p>
+      <w:pPr>
+        <w:numPr>
+          <w:ilvl w:val="0"/>
+          <w:numId w:val="3"/>
+        </w:numPr>
+        <w:ind w:left="720" w:hanging="360"/>
+        <w:rPr>
+          <w:rFonts w:ascii="Cambria" w:cs="Cambria" w:eastAsia="Cambria" w:hAnsi="Cambria"/>
+          <w:sz w:val="22"/>
+          <w:szCs w:val="22"/>
+        </w:rPr>
+      </w:pPr>
+      <w:r>
+        <w:rPr>
+          <w:rFonts w:ascii="Cambria" w:cs="Cambria" w:eastAsia="Cambria" w:hAnsi="Cambria"/>
+          <w:b w:val="1"/>
+          <w:bCs w:val="1"/>
+          <w:rtl w:val="0"/>
+        </w:rPr>
+        <w:t xml:space="preserve">Cut AI coding costs and accelerated velocity</w:t>
+      </w:r>
+      <w:r>
+        <w:rPr>
+          <w:rFonts w:ascii="Cambria" w:cs="Cambria" w:eastAsia="Cambria" w:hAnsi="Cambria"/>
+          <w:rtl w:val="0"/>
+        </w:rPr>
+        <w:t xml:space="preserve"> by decomposing the codebase into single-responsibility components with a precise directory map, improving model accuracy on every code generation task and automatically maintaining the application’s technical guide as a byproduct</w:t>
+      </w:r>
+    </w:p>
+    <w:p>
+      <w:pPr>
+        <w:numPr>
+          <w:ilvl w:val="0"/>
+          <w:numId w:val="3"/>
+        </w:numPr>
+        <w:ind w:left="720" w:hanging="360"/>
+        <w:rPr>
+          <w:rFonts w:ascii="Cambria" w:cs="Cambria" w:eastAsia="Cambria" w:hAnsi="Cambria"/>
+          <w:sz w:val="22"/>
+          <w:szCs w:val="22"/>
+        </w:rPr>
+      </w:pPr>
+      <w:r>
+        <w:rPr>
+          <w:rFonts w:ascii="Cambria" w:cs="Cambria" w:eastAsia="Cambria" w:hAnsi="Cambria"/>
+          <w:b w:val="1"/>
+          <w:bCs w:val="1"/>
+          <w:rtl w:val="0"/>
+        </w:rPr>
+        <w:t xml:space="preserve">Resolved systemic performance and stability issues</w:t>
+      </w:r>
+      <w:r>
+        <w:rPr>
+          <w:rFonts w:ascii="Cambria" w:cs="Cambria" w:eastAsia="Cambria" w:hAnsi="Cambria"/>
+          <w:rtl w:val="0"/>
+        </w:rPr>
+        <w:t xml:space="preserve"> by migrating to a lightweight SQL data layer, fixing threading race conditions through a messaging pattern, and eliminating memory leaks through profiling and remediation</w:t>
+      </w:r>
+    </w:p>
+    <w:p>
+      <w:pPr>
+        <w:numPr>
+          <w:ilvl w:val="0"/>
+          <w:numId w:val="3"/>
+        </w:numPr>
+        <w:ind w:left="720" w:hanging="360"/>
+        <w:rPr>
+          <w:rFonts w:ascii="Cambria" w:cs="Cambria" w:eastAsia="Cambria" w:hAnsi="Cambria"/>
+          <w:sz w:val="22"/>
+          <w:szCs w:val="22"/>
+        </w:rPr>
+      </w:pPr>
+      <w:r>
+        <w:rPr>
+          <w:rFonts w:ascii="Cambria" w:cs="Cambria" w:eastAsia="Cambria" w:hAnsi="Cambria"/>
+          <w:b w:val="1"/>
+          <w:bCs w:val="1"/>
+          <w:rtl w:val="0"/>
+        </w:rPr>
+        <w:t xml:space="preserve">Reduced cloud costs by logging less and gaining more context</w:t>
+      </w:r>
+      <w:r>
+        <w:rPr>
+          <w:rFonts w:ascii="Cambria" w:cs="Cambria" w:eastAsia="Cambria" w:hAnsi="Cambria"/>
+          <w:rtl w:val="0"/>
+        </w:rPr>
+        <w:t xml:space="preserve"> by replacing blanket activity logging with deliberately authored observability, capturing only what mattered through structured logging and a local UI health indicator</w:t>
+      </w:r>
+    </w:p>
+    <w:p>
+      <w:pPr>
+        <w:numPr>
+          <w:ilvl w:val="0"/>
+          <w:numId w:val="3"/>
+        </w:numPr>
+        <w:ind w:left="720" w:hanging="360"/>
+        <w:rPr>
+          <w:rFonts w:ascii="Cambria" w:cs="Cambria" w:eastAsia="Cambria" w:hAnsi="Cambria"/>
+          <w:sz w:val="22"/>
+          <w:szCs w:val="22"/>
+        </w:rPr>
+      </w:pPr>
+      <w:r>
+        <w:rPr>
+          <w:rFonts w:ascii="Cambria" w:cs="Cambria" w:eastAsia="Cambria" w:hAnsi="Cambria"/>
+          <w:b w:val="1"/>
+          <w:bCs w:val="1"/>
+          <w:rtl w:val="0"/>
+        </w:rPr>
+        <w:t xml:space="preserve">Built the application’s first automated test suite</w:t>
+      </w:r>
+      <w:r>
+        <w:rPr>
+          <w:rFonts w:ascii="Cambria" w:cs="Cambria" w:eastAsia="Cambria" w:hAnsi="Cambria"/>
+          <w:rtl w:val="0"/>
+        </w:rPr>
+        <w:t xml:space="preserve"> from scratch using a use-case driven approach across all application layers</w:t>
+      </w:r>
+    </w:p>
+    <w:p>
+      <w:pPr>
+        <w:rPr>
+          <w:rFonts w:ascii="Cambria" w:cs="Cambria" w:eastAsia="Cambria" w:hAnsi="Cambria"/>
+        </w:rPr>
+      </w:pPr>
+      <w:r>
+        <w:rPr>
+          <w:rtl w:val="0"/>
+        </w:rPr>
+      </w:r>
+    </w:p>
+    <w:p>
+      <w:pPr>
+        <w:rPr>
+          <w:rFonts w:ascii="Cambria" w:cs="Cambria" w:eastAsia="Cambria" w:hAnsi="Cambria"/>
+          <w:i w:val="1"/>
+          <w:iCs w:val="1"/>
+        </w:rPr>
+      </w:pPr>
+      <w:r>
+        <w:rPr>
+          <w:rFonts w:ascii="Cambria" w:cs="Cambria" w:eastAsia="Cambria" w:hAnsi="Cambria"/>
+          <w:i w:val="1"/>
+          <w:iCs w:val="1"/>
+          <w:rtl w:val="0"/>
+        </w:rPr>
+        <w:t xml:space="preserve">Technologies: WinUI3, .NET, C#, MVVM, Dapper, SQLite, Serilog, AI Assistants</w:t>
+      </w:r>
+    </w:p>
+    <w:p>
+      <w:pPr>
+        <w:pStyle w:val="Heading3"/>
+        <w:rPr>
+          <w:rFonts w:ascii="Cambria" w:cs="Cambria" w:eastAsia="Cambria" w:hAnsi="Cambria"/>
+          <w:sz w:val="26"/>
+          <w:szCs w:val="26"/>
+        </w:rPr>
+      </w:pPr>
+      <w:bookmarkStart w:colFirst="0" w:colLast="0" w:name="_ypyubz1fpnea" w:id="3"/>
+      <w:bookmarkEnd w:id="3"/>
+      <w:r>
+        <w:rPr>
+          <w:rFonts w:ascii="Cambria" w:cs="Cambria" w:eastAsia="Cambria" w:hAnsi="Cambria"/>
+          <w:sz w:val="26"/>
+          <w:szCs w:val="26"/>
+          <w:rtl w:val="0"/>
+        </w:rPr>
+        <w:t xml:space="preserve">System Architect | True Market Insiders — St. Petersburg, FL | Feb 2023 – March 2026</w:t>
       </w:r>
     </w:p>
     <w:p>
@@ -252,7 +532,7 @@
       <w:pPr>
         <w:numPr>
           <w:ilvl w:val="0"/>
-          <w:numId w:val="4"/>
+          <w:numId w:val="5"/>
         </w:numPr>
         <w:ind w:left="720" w:hanging="360"/>
         <w:rPr>
@@ -282,7 +562,7 @@
       <w:pPr>
         <w:numPr>
           <w:ilvl w:val="0"/>
-          <w:numId w:val="4"/>
+          <w:numId w:val="5"/>
         </w:numPr>
         <w:ind w:left="720" w:hanging="360"/>
         <w:rPr>
@@ -312,7 +592,7 @@
       <w:pPr>
         <w:numPr>
           <w:ilvl w:val="0"/>
-          <w:numId w:val="4"/>
+          <w:numId w:val="5"/>
         </w:numPr>
         <w:ind w:left="720" w:hanging="360"/>
         <w:rPr>
@@ -342,7 +622,7 @@
       <w:pPr>
         <w:numPr>
           <w:ilvl w:val="0"/>
-          <w:numId w:val="4"/>
+          <w:numId w:val="5"/>
         </w:numPr>
         <w:ind w:left="720" w:hanging="360"/>
         <w:rPr>
@@ -372,7 +652,7 @@
       <w:pPr>
         <w:numPr>
           <w:ilvl w:val="0"/>
-          <w:numId w:val="4"/>
+          <w:numId w:val="5"/>
         </w:numPr>
         <w:ind w:left="720" w:hanging="360"/>
         <w:rPr>
@@ -402,7 +682,7 @@
       <w:pPr>
         <w:numPr>
           <w:ilvl w:val="0"/>
-          <w:numId w:val="4"/>
+          <w:numId w:val="5"/>
         </w:numPr>
         <w:ind w:left="720" w:hanging="360"/>
         <w:rPr>
@@ -432,7 +712,7 @@
       <w:pPr>
         <w:numPr>
           <w:ilvl w:val="0"/>
-          <w:numId w:val="4"/>
+          <w:numId w:val="5"/>
         </w:numPr>
         <w:ind w:left="720" w:hanging="360"/>
         <w:rPr>
@@ -502,8 +782,8 @@
           <w:szCs w:val="26"/>
         </w:rPr>
       </w:pPr>
-      <w:bookmarkStart w:colFirst="0" w:colLast="0" w:name="_9723osvu0eim" w:id="3"/>
-      <w:bookmarkEnd w:id="3"/>
+      <w:bookmarkStart w:colFirst="0" w:colLast="0" w:name="_9723osvu0eim" w:id="4"/>
+      <w:bookmarkEnd w:id="4"/>
       <w:r>
         <w:rPr>
           <w:rFonts w:ascii="Cambria" w:cs="Cambria" w:eastAsia="Cambria" w:hAnsi="Cambria"/>
@@ -705,8 +985,8 @@
           <w:szCs w:val="26"/>
         </w:rPr>
       </w:pPr>
-      <w:bookmarkStart w:colFirst="0" w:colLast="0" w:name="_5ug8hlelxkpr" w:id="4"/>
-      <w:bookmarkEnd w:id="4"/>
+      <w:bookmarkStart w:colFirst="0" w:colLast="0" w:name="_5ug8hlelxkpr" w:id="5"/>
+      <w:bookmarkEnd w:id="5"/>
       <w:r>
         <w:rPr>
           <w:rFonts w:ascii="Cambria" w:cs="Cambria" w:eastAsia="Cambria" w:hAnsi="Cambria"/>
@@ -765,7 +1045,7 @@
       <w:pPr>
         <w:numPr>
           <w:ilvl w:val="0"/>
-          <w:numId w:val="3"/>
+          <w:numId w:val="4"/>
         </w:numPr>
         <w:ind w:left="720" w:hanging="360"/>
         <w:rPr>
@@ -795,7 +1075,7 @@
       <w:pPr>
         <w:numPr>
           <w:ilvl w:val="0"/>
-          <w:numId w:val="3"/>
+          <w:numId w:val="4"/>
         </w:numPr>
         <w:ind w:left="720" w:hanging="360"/>
         <w:rPr>
@@ -825,7 +1105,7 @@
       <w:pPr>
         <w:numPr>
           <w:ilvl w:val="0"/>
-          <w:numId w:val="3"/>
+          <w:numId w:val="4"/>
         </w:numPr>
         <w:ind w:left="720" w:hanging="360"/>
         <w:rPr>
@@ -908,8 +1188,8 @@
           <w:szCs w:val="26"/>
         </w:rPr>
       </w:pPr>
-      <w:bookmarkStart w:colFirst="0" w:colLast="0" w:name="_svknel1ifu4j" w:id="5"/>
-      <w:bookmarkEnd w:id="5"/>
+      <w:bookmarkStart w:colFirst="0" w:colLast="0" w:name="_svknel1ifu4j" w:id="6"/>
+      <w:bookmarkEnd w:id="6"/>
       <w:r>
         <w:rPr>
           <w:rFonts w:ascii="Cambria" w:cs="Cambria" w:eastAsia="Cambria" w:hAnsi="Cambria"/>
@@ -1084,8 +1364,8 @@
           <w:szCs w:val="28"/>
         </w:rPr>
       </w:pPr>
-      <w:bookmarkStart w:colFirst="0" w:colLast="0" w:name="_9y5crfnw3hmg" w:id="6"/>
-      <w:bookmarkEnd w:id="6"/>
+      <w:bookmarkStart w:colFirst="0" w:colLast="0" w:name="_9y5crfnw3hmg" w:id="7"/>
+      <w:bookmarkEnd w:id="7"/>
       <w:r>
         <w:rPr>
           <w:rFonts w:ascii="Cambria" w:cs="Cambria" w:eastAsia="Cambria" w:hAnsi="Cambria"/>
@@ -1369,6 +1649,11 @@
       </w:pPr>
       <w:rPr>
         <w:rFonts w:ascii="Roboto" w:cs="Roboto" w:eastAsia="Roboto" w:hAnsi="Roboto"/>
+        <w:b w:val="0"/>
+        <w:bCs w:val="0"/>
+        <w:i w:val="0"/>
+        <w:iCs w:val="0"/>
+        <w:smallCaps w:val="0"/>
         <w:color w:val="2c3e50"/>
         <w:sz w:val="24"/>
         <w:szCs w:val="24"/>
@@ -1473,6 +1758,120 @@
     </w:lvl>
   </w:abstractNum>
   <w:abstractNum w:abstractNumId="4">
+    <w:lvl w:ilvl="0">
+      <w:start w:val="1"/>
+      <w:numFmt w:val="bullet"/>
+      <w:lvlText w:val="●"/>
+      <w:lvlJc w:val="left"/>
+      <w:pPr>
+        <w:ind w:left="720" w:hanging="360"/>
+      </w:pPr>
+      <w:rPr>
+        <w:rFonts w:ascii="Roboto" w:cs="Roboto" w:eastAsia="Roboto" w:hAnsi="Roboto"/>
+        <w:color w:val="2c3e50"/>
+        <w:sz w:val="24"/>
+        <w:szCs w:val="24"/>
+        <w:u w:val="none"/>
+      </w:rPr>
+    </w:lvl>
+    <w:lvl w:ilvl="1">
+      <w:start w:val="1"/>
+      <w:numFmt w:val="bullet"/>
+      <w:lvlText w:val="○"/>
+      <w:lvlJc w:val="left"/>
+      <w:pPr>
+        <w:ind w:left="1440" w:hanging="360"/>
+      </w:pPr>
+      <w:rPr>
+        <w:u w:val="none"/>
+      </w:rPr>
+    </w:lvl>
+    <w:lvl w:ilvl="2">
+      <w:start w:val="1"/>
+      <w:numFmt w:val="bullet"/>
+      <w:lvlText w:val="■"/>
+      <w:lvlJc w:val="left"/>
+      <w:pPr>
+        <w:ind w:left="2160" w:hanging="360"/>
+      </w:pPr>
+      <w:rPr>
+        <w:u w:val="none"/>
+      </w:rPr>
+    </w:lvl>
+    <w:lvl w:ilvl="3">
+      <w:start w:val="1"/>
+      <w:numFmt w:val="bullet"/>
+      <w:lvlText w:val="●"/>
+      <w:lvlJc w:val="left"/>
+      <w:pPr>
+        <w:ind w:left="2880" w:hanging="360"/>
+      </w:pPr>
+      <w:rPr>
+        <w:u w:val="none"/>
+      </w:rPr>
+    </w:lvl>
+    <w:lvl w:ilvl="4">
+      <w:start w:val="1"/>
+      <w:numFmt w:val="bullet"/>
+      <w:lvlText w:val="○"/>
+      <w:lvlJc w:val="left"/>
+      <w:pPr>
+        <w:ind w:left="3600" w:hanging="360"/>
+      </w:pPr>
+      <w:rPr>
+        <w:u w:val="none"/>
+      </w:rPr>
+    </w:lvl>
+    <w:lvl w:ilvl="5">
+      <w:start w:val="1"/>
+      <w:numFmt w:val="bullet"/>
+      <w:lvlText w:val="■"/>
+      <w:lvlJc w:val="left"/>
+      <w:pPr>
+        <w:ind w:left="4320" w:hanging="360"/>
+      </w:pPr>
+      <w:rPr>
+        <w:u w:val="none"/>
+      </w:rPr>
+    </w:lvl>
+    <w:lvl w:ilvl="6">
+      <w:start w:val="1"/>
+      <w:numFmt w:val="bullet"/>
+      <w:lvlText w:val="●"/>
+      <w:lvlJc w:val="left"/>
+      <w:pPr>
+        <w:ind w:left="5040" w:hanging="360"/>
+      </w:pPr>
+      <w:rPr>
+        <w:u w:val="none"/>
+      </w:rPr>
+    </w:lvl>
+    <w:lvl w:ilvl="7">
+      <w:start w:val="1"/>
+      <w:numFmt w:val="bullet"/>
+      <w:lvlText w:val="○"/>
+      <w:lvlJc w:val="left"/>
+      <w:pPr>
+        <w:ind w:left="5760" w:hanging="360"/>
+      </w:pPr>
+      <w:rPr>
+        <w:u w:val="none"/>
+      </w:rPr>
+    </w:lvl>
+    <w:lvl w:ilvl="8">
+      <w:start w:val="1"/>
+      <w:numFmt w:val="bullet"/>
+      <w:lvlText w:val="■"/>
+      <w:lvlJc w:val="left"/>
+      <w:pPr>
+        <w:ind w:left="6480" w:hanging="360"/>
+      </w:pPr>
+      <w:rPr>
+        <w:u w:val="none"/>
+      </w:rPr>
+    </w:lvl>
+  </w:abstractNum>
+  <w:abstractNum w:abstractNumId="5">
     <w:lvl w:ilvl="0">
       <w:start w:val="1"/>
       <w:numFmt w:val="bullet"/>
@@ -1597,6 +1996,9 @@
   </w:num>
   <w:num w:numId="4">
     <w:abstractNumId w:val="4"/>
+  </w:num>
+  <w:num w:numId="5">
+    <w:abstractNumId w:val="5"/>
   </w:num>
 </w:numbering>
 </file>
